--- a/klagomål/Gubbmyran FSC-klagomål.docx
+++ b/klagomål/Gubbmyran FSC-klagomål.docx
@@ -1,6 +1,6 @@
 
 <file path=word/document.xml><?xml version="1.0" encoding="utf-8"?>
-<w:document xmlns:wpc="http://schemas.microsoft.com/office/word/2010/wordprocessingCanvas" xmlns:cx="http://schemas.microsoft.com/office/drawing/2014/chartex" xmlns:cx1="http://schemas.microsoft.com/office/drawing/2015/9/8/chartex" xmlns:cx2="http://schemas.microsoft.com/office/drawing/2015/10/21/chartex" xmlns:cx3="http://schemas.microsoft.com/office/drawing/2016/5/9/chartex" xmlns:cx4="http://schemas.microsoft.com/office/drawing/2016/5/10/chartex" xmlns:cx5="http://schemas.microsoft.com/office/drawing/2016/5/11/chartex" xmlns:cx6="http://schemas.microsoft.com/office/drawing/2016/5/12/chartex" xmlns:cx7="http://schemas.microsoft.com/office/drawing/2016/5/13/chartex" xmlns:cx8="http://schemas.microsoft.com/office/drawing/2016/5/14/chartex" xmlns:mc="http://schemas.openxmlformats.org/markup-compatibility/2006" xmlns:aink="http://schemas.microsoft.com/office/drawing/2016/ink" xmlns:am3d="http://schemas.microsoft.com/office/drawing/2017/model3d" xmlns:o="urn:schemas-microsoft-com:office:office" xmlns:oel="http://schemas.microsoft.com/office/2019/extlst" xmlns:r="http://schemas.openxmlformats.org/officeDocument/2006/relationships" xmlns:m="http://schemas.openxmlformats.org/officeDocument/2006/math" xmlns:v="urn:schemas-microsoft-com:vml" xmlns:wp14="http://schemas.microsoft.com/office/word/2010/wordprocessingDrawing" xmlns:wp="http://schemas.openxmlformats.org/drawingml/2006/wordprocessingDrawing" xmlns:w10="urn:schemas-microsoft-com:office:word" xmlns:w="http://schemas.openxmlformats.org/wordprocessingml/2006/main" xmlns:w14="http://schemas.microsoft.com/office/word/2010/wordml" xmlns:w15="http://schemas.microsoft.com/office/word/2012/wordml" xmlns:w16cex="http://schemas.microsoft.com/office/word/2018/wordml/cex" xmlns:w16cid="http://schemas.microsoft.com/office/word/2016/wordml/cid" xmlns:w16="http://schemas.microsoft.com/office/word/2018/wordml" xmlns:w16sdtdh="http://schemas.microsoft.com/office/word/2020/wordml/sdtdatahash" xmlns:w16se="http://schemas.microsoft.com/office/word/2015/wordml/symex" xmlns:wpg="http://schemas.microsoft.com/office/word/2010/wordprocessingGroup" xmlns:wpi="http://schemas.microsoft.com/office/word/2010/wordprocessingInk" xmlns:wne="http://schemas.microsoft.com/office/word/2006/wordml" xmlns:wps="http://schemas.microsoft.com/office/word/2010/wordprocessingShape" mc:Ignorable="w14 w15 w16se w16cid w16 w16cex w16sdtdh wp14">
+<w:document xmlns:wpc="http://schemas.microsoft.com/office/word/2010/wordprocessingCanvas" xmlns:cx="http://schemas.microsoft.com/office/drawing/2014/chartex" xmlns:cx1="http://schemas.microsoft.com/office/drawing/2015/9/8/chartex" xmlns:cx2="http://schemas.microsoft.com/office/drawing/2015/10/21/chartex" xmlns:cx3="http://schemas.microsoft.com/office/drawing/2016/5/9/chartex" xmlns:cx4="http://schemas.microsoft.com/office/drawing/2016/5/10/chartex" xmlns:cx5="http://schemas.microsoft.com/office/drawing/2016/5/11/chartex" xmlns:cx6="http://schemas.microsoft.com/office/drawing/2016/5/12/chartex" xmlns:cx7="http://schemas.microsoft.com/office/drawing/2016/5/13/chartex" xmlns:cx8="http://schemas.microsoft.com/office/drawing/2016/5/14/chartex" xmlns:mc="http://schemas.openxmlformats.org/markup-compatibility/2006" xmlns:aink="http://schemas.microsoft.com/office/drawing/2016/ink" xmlns:am3d="http://schemas.microsoft.com/office/drawing/2017/model3d" xmlns:o="urn:schemas-microsoft-com:office:office" xmlns:oel="http://schemas.microsoft.com/office/2019/extlst" xmlns:r="http://schemas.openxmlformats.org/officeDocument/2006/relationships" xmlns:m="http://schemas.openxmlformats.org/officeDocument/2006/math" xmlns:v="urn:schemas-microsoft-com:vml" xmlns:wp14="http://schemas.microsoft.com/office/word/2010/wordprocessingDrawing" xmlns:wp="http://schemas.openxmlformats.org/drawingml/2006/wordprocessingDrawing" xmlns:w10="urn:schemas-microsoft-com:office:word" xmlns:w="http://schemas.openxmlformats.org/wordprocessingml/2006/main" xmlns:w14="http://schemas.microsoft.com/office/word/2010/wordml" xmlns:w15="http://schemas.microsoft.com/office/word/2012/wordml" xmlns:w16cex="http://schemas.microsoft.com/office/word/2018/wordml/cex" xmlns:w16cid="http://schemas.microsoft.com/office/word/2016/wordml/cid" xmlns:w16="http://schemas.microsoft.com/office/word/2018/wordml" xmlns:w16du="http://schemas.microsoft.com/office/word/2023/wordml/word16du" xmlns:w16sdtdh="http://schemas.microsoft.com/office/word/2020/wordml/sdtdatahash" xmlns:w16sdtfl="http://schemas.microsoft.com/office/word/2024/wordml/sdtformatlock" xmlns:w16se="http://schemas.microsoft.com/office/word/2015/wordml/symex" xmlns:wpg="http://schemas.microsoft.com/office/word/2010/wordprocessingGroup" xmlns:wpi="http://schemas.microsoft.com/office/word/2010/wordprocessingInk" xmlns:wne="http://schemas.microsoft.com/office/word/2006/wordml" xmlns:wps="http://schemas.microsoft.com/office/word/2010/wordprocessingShape" mc:Ignorable="w14 w15 w16se w16cid w16 w16cex w16sdtdh w16sdtfl w16du wp14">
   <w:body>
     <w:p>
       <w:r>
@@ -112,7 +112,7 @@
         <w:pStyle w:val="ListBullet"/>
       </w:pPr>
       <w:r>
-        <w:t>Om ett ombud (tex Norra skog eller Mellanskog) avverkningsanmäler en skog med naturvärden motsvarande nyckelbiotops kvalité men markägaren inte är FSC certifierad, bör du skicka in ett FSC kontrollerat virke klagomål. Då ska klagomålet skickas till ombudsföretaget.</w:t>
+        <w:t>Om ett ombud (tex Norra skog eller Mellanskog) avverkningsanmäler en skog med naturvärden motsvarande nyckelbiotops kvalitet men markägaren inte är FSC certifierad, bör du skicka in ett FSC kontrollerat virke klagomål. Då ska klagomålet skickas till ombudsföretaget.</w:t>
       </w:r>
     </w:p>
     <w:p>
@@ -163,40 +163,12 @@
         <w:pStyle w:val="Title"/>
       </w:pPr>
       <w:r>
-        <w:t>Inledande FSC- /PEFC-klagomål – information om höga naturvärden i avverkningsanmälan Gubbmyran i Bjurholms kommun</w:t>
+        <w:t>Inledande FSC- /PEFC-klagomål – information om höga naturvärden och fridlysta arter i avverkningsanmälan Gubbmyran i Bjurholms kommun</w:t>
       </w:r>
     </w:p>
     <w:p>
       <w:r>
-        <w:t>Detta dokument behandlar höga naturvärden i avverkningsanmälan Gubbmyran i Bjurholms kommun. Denna avverkningsanmälan inkom 2025-08-02 och omfattar 186,0 ha.</w:t>
-      </w:r>
-    </w:p>
-    <w:p>
-      <w:r>
-        <w:t>Nedan presenteras fynd av naturvårdsarter som gjorts i det avverkningsanmälda området, samt relevanta utdrag ur standarderna för FSC, Chain of Custody, Controlled Wood och PEFC.</w:t>
-      </w:r>
-    </w:p>
-    <w:p>
-      <w:r>
-        <w:t>Vi förväntar oss att ni återkommer med ett skriftligt svar på vårt klagomål och även beskriver vilka korrigerande åtgärder ni satt in för att rätta till identifierade brister i er efterlevnad av den svenska FSC standarden.</w:t>
-      </w:r>
-    </w:p>
-    <w:p>
-      <w:pPr>
-        <w:pStyle w:val="Heading1"/>
-      </w:pPr>
-      <w:r>
-        <w:t>Naturvårdsarter</w:t>
-      </w:r>
-    </w:p>
-    <w:p>
-      <w:r>
-        <w:t>I avverkningsanmälan har följande 16 naturvårdsarter hittats: lappticka (VU), liten sotlav (VU), rynkskinn (VU), doftskinn (NT), gammelgransskål (NT), garnlav (NT), granticka (NT), gränsticka (NT), harticka (NT), rosenticka (NT), rödbrun blekspik (NT), ullticka (NT), violettgrå tagellav (NT), vitskaftad svartspik (NT), blodticka (S) och trådticka (S). Av dessa är 14 rödlistade. För rödlistade arter har rödlistekategorin angivits inom parentes. Arter som är signalarter enligt Skogsstyrelsen har markerats med (S).</w:t>
-      </w:r>
-    </w:p>
-    <w:p>
-      <w:r>
-        <w:t>De påträffade naturvårdsarterna är ett tydligt kvitto på att detta rör sig om en skog med höga naturvärden. I Figur 1 visas en karta över det avverkningsanmälda området, där samtliga fyndplatser för naturvårdsarter som finns registrerade på Artportalen har markerats.</w:t>
+        <w:t>Detta klagomål behandlar höga naturvärden i avverkningsanmälan Gubbmyran i Bjurholms kommun som inkom 2026-07-12 och omfattar 186,0 ha.</w:t>
       </w:r>
     </w:p>
     <w:p>
@@ -206,7 +178,7 @@
       <w:r>
         <w:drawing>
           <wp:inline xmlns:a="http://schemas.openxmlformats.org/drawingml/2006/main" xmlns:pic="http://schemas.openxmlformats.org/drawingml/2006/picture">
-            <wp:extent cx="5486400" cy="6020558"/>
+            <wp:extent cx="5484025" cy="5724000"/>
             <wp:docPr id="1" name="Picture 1"/>
             <wp:cNvGraphicFramePr>
               <a:graphicFrameLocks noChangeAspect="1"/>
@@ -227,7 +199,7 @@
                   <pic:spPr>
                     <a:xfrm>
                       <a:off x="0" y="0"/>
-                      <a:ext cx="5486400" cy="6020558"/>
+                      <a:ext cx="5484025" cy="5724000"/>
                     </a:xfrm>
                     <a:prstGeom prst="rect"/>
                   </pic:spPr>
@@ -241,181 +213,25 @@
     <w:p>
       <w:pPr>
         <w:pStyle w:val="Caption"/>
+        <w:spacing w:after="240"/>
       </w:pPr>
       <w:r>
-        <w:t>Figur 1. Fyndplatser för naturvårdsarter i det avverkningsanmälda området (röd linje). Markörer utan svart kant är placerade på fyndplatsen. Markörer med svart kant är placerade vid sidan av fyndplatsen och har ett svart streck som visar fyndplatsens exakta position. Kartans mittpunktskoordinat är N 7141087, E 658656 i SWEREF 99 TM.</w:t>
+        <w:t>Figur 1. Fyndplatser för naturvårdsarter i och inom 19 meter från avverkningsanmälan. Markörer utan svart kant är placerade på fyndplatsen. Markörer med svart kant är placerade vid sidan av fyndplatsen har ett svart streck som visar fyndplatsens exakta position. Kartans mittpunktskoordinat är N 7141087, E 658656 i SWEREF 99 TM.</w:t>
       </w:r>
     </w:p>
     <w:p>
       <w:r>
-        <w:rPr>
-          <w:b/>
-        </w:rPr>
-        <w:t>Doftskinn (NT)</w:t>
-      </w:r>
-      <w:r>
-        <w:t>, rödlistad som nära hotad, är en mycket bra signalart för boreal granskog och indikerar ett gran-skogsekosystem med lång kontinuitet av grova lågor. Arten är placerad i toppen av Skogsstyrelsens värdepyramid för bedömning av skog med höga naturvärden och har klassats som en “urskogsindikator”, då den förekommer med ett tydligt optimum i helt eller nästan helt orörda skogar (Nitare &amp; Skogsstyrelsen, 2019).</w:t>
+        <w:t>I och inom 19 meter från avverkningsanmälan finns fynd av 16 naturvårdsarter, varav 14 är rödlistade, 1 är fridlyst, 16 är typiska (T) och 2 är signalarter (S): garnlav (VU, T), gränsticka (VU, T), lappticka (VU, T), liten sotlav (VU, T), vitskaftad svartspik (VU, T), doftskinn (NT, T), gammelgransskål (NT, T), harticka (NT, T), rosenticka (NT, T), rynkskinn (NT, T), rödbrun blekspik (NT, T), tretåig hackspett (NT, T, §4), ullticka (NT, T), violettgrå tagellav (NT, T), blodticka (S, T) och trådticka (S, T). Se Figur 1.</w:t>
       </w:r>
     </w:p>
     <w:p>
       <w:r>
-        <w:rPr>
-          <w:b/>
-        </w:rPr>
-        <w:t>Gammelgransskål (NT)</w:t>
-      </w:r>
-      <w:r>
-        <w:t xml:space="preserve"> är en liten skålsvamp som växer på gamla granar med skrovlig bark. Typiska växtplatser är gransumpskog i myrkanter, bäckdråg, bäckraviner och skuggiga bergssluttningar, men också skog på torrare mark kan hysa arten om beståndet har stark naturskogskaraktär. Bestånd med arten bör behandlas som nyckelbiotoper och sparas vid en slutavverkning. Även gallring bör undvikas (SLU Artdatabanken, 2024; Nitare &amp; Skogsstyrelsen, 2019).</w:t>
+        <w:t>Nedan presenteras relevanta utdrag ur standarderna för FSC, Chain of Custody, Controlled Wood och PEFC.</w:t>
       </w:r>
     </w:p>
     <w:p>
       <w:r>
-        <w:rPr>
-          <w:b/>
-        </w:rPr>
-        <w:t>Garnlav (NT)</w:t>
-      </w:r>
-      <w:r>
-        <w:t xml:space="preserve"> är en utpräglad barrskogsart som ibland kan drapera träden i norrländska grannaturskogar med hög luftfuktighet. Den förekommer även i talldominerade bestånd där den, förutom i trädens grenverk, påträffas hängande över ojämnheter i tallbarken. Arten har minskat starkt i södra och mellersta Sverige och den minskar även i sitt nordliga utbredningsområde. Orsaken till tillbakagången beror främst på slutavverkningar av naturskogsartade skogar. Bestånd med riklig förekomst bör regelmässigt sparas. Garnlav är värdväxt för den mycket sällsynta och akut hotade fjärilen barrskogslavfly (CR) som hör hemma i boreala barrskogar med riklig förekomst av värdväxten. Tidigare kunde arten konstateras årligen på flera platser vid Dala-Floda i Dalarna innan lokalerna kalavverkades. Senaste fyndet i landet av barrskogslavfly är från år 2000 då den påträffades vid Högberget i Sollefteå kommun (SLU Artdatabanken, 2024).</w:t>
-      </w:r>
-    </w:p>
-    <w:p>
-      <w:r>
-        <w:rPr>
-          <w:b/>
-        </w:rPr>
-        <w:t>Granticka (NT)</w:t>
-      </w:r>
-      <w:r>
-        <w:t xml:space="preserve"> förekommer främst i äldre skogar med naturskogskaraktär, liksom i dimensionsavverkade och plockhuggna skogar. I äldre grannaturskog i norra Sverige är den alltjämt en förhållandevis vanlig karaktärsart, medan den längre söderut blir allt mer sällsynt. I Götaland och delar av Svealand är den en god signalart för skyddsvärda granskogsmiljöer. Arten bedöms ha minskat starkt under senare år på grund av skogsavverkningar, då den framför allt växer i äldre granskog med långvarig grankontinuitet. I urskogsliknande bestånd i norra Sverige kan ibland påträffas den mycket sällsynta tickan grantickeporing (VU), som lever på döda grantickor (SLU Artdatabanken, 2024; Nitare &amp; Skogsstyrelsen, 2019).</w:t>
-      </w:r>
-    </w:p>
-    <w:p>
-      <w:r>
-        <w:rPr>
-          <w:b/>
-        </w:rPr>
-        <w:t>Gränsticka (NT)</w:t>
-      </w:r>
-      <w:r>
-        <w:t xml:space="preserve"> är en mycket bra signalart inom hela sitt utbredningsområde. Den är huvudsakligen knuten till restbestånd av barrnaturskog och förekommer med ett tydligt optimum i orörda eller måttligt påverkade gamla granskogar där det föreligger långvarig kontinuitet av grov död ved. Lokaler som hyser arten, speciellt i mellersta och södra Sverige, bör undantas från skogsbruk (SLU Artdatabanken, 2024; Nitare &amp; Skogsstyrelsen, 2019).</w:t>
-      </w:r>
-    </w:p>
-    <w:p>
-      <w:r>
-        <w:rPr>
-          <w:b/>
-        </w:rPr>
-        <w:t>Harticka (NT)</w:t>
-      </w:r>
-      <w:r>
-        <w:t xml:space="preserve"> är normalt en mycket bra signalart för granskogar med höga naturvärden. Även när svampen påträffas i mer påverkade skogar är det nästan alltid fråga om skogsmiljöer i sena successionsstadier med höga naturvärden. Skogsskötselåtgärder på eller i omedelbar närhet av växtplatserna kan innebära ett hot mot arten (SLU Artdatabanken, 2024; Nitare &amp; Skogsstyrelsen, 2019).</w:t>
-      </w:r>
-    </w:p>
-    <w:p>
-      <w:r>
-        <w:rPr>
-          <w:b/>
-        </w:rPr>
-        <w:t>Lappticka (VU)</w:t>
-      </w:r>
-      <w:r>
-        <w:t>, rödlistad som sårbar, är knuten till gamla granskogar med riklig förekomst av död ved. Den klassas som en “urskogsindikator” och alla skogsskötselåtgärder på eller i omedelbar närhet av lokalerna utgör ett hot (Nitare &amp; Skogsstyrelsen, 2019; SLU Artdatabanken, 2024).</w:t>
-      </w:r>
-    </w:p>
-    <w:p>
-      <w:r>
-        <w:rPr>
-          <w:b/>
-        </w:rPr>
-        <w:t>Liten sotlav (VU)</w:t>
-      </w:r>
-      <w:r>
-        <w:t xml:space="preserve"> förekommer i gamla brandrefugiala boreala granskogar där den oftast påträffas på grovbarkiga, senvuxna, mycket gamla granar. Arten är en av de mest krävande arterna i fuktig grannaturskog och är placerad högst upp i Skogsstyrelsens värdepyramid för bedömning av skog med höga naturvärden. Samtliga förekomster bör skyddas (SLU Artdatabanken, 2024; Nitare &amp; Skogsstyrelsen, 2019).</w:t>
-      </w:r>
-    </w:p>
-    <w:p>
-      <w:r>
-        <w:rPr>
-          <w:b/>
-        </w:rPr>
-        <w:t>Rosenticka (NT)</w:t>
-      </w:r>
-      <w:r>
-        <w:t>, rödlistad som nära hotad, ingår i en karaktäristisk association av vedsvampar som växer på gamla, grova granlågor i urskogsartade barrskogar. Den är placerad i toppen av Skogsstyrelsens värdepyramid för bedömning av skog med höga naturvärden och indikerar ett granskogsekosystem med långvarig kontinuitet av grova lågor. Artens beroende av grova granlågor innebär att alla skogsskötselåtgärder på eller i omedelbar närhet av lokalerna utgör ett hot på lång sikt. Det är angeläget att populationerna inte ytterligare glesas ut och ett tillräckligt antal områden där arten nu finns måste sparas för framtiden (Nitare &amp; Skogsstyrelsen, 2019; SLU Artdatabanken, 2024).</w:t>
-      </w:r>
-    </w:p>
-    <w:p>
-      <w:r>
-        <w:rPr>
-          <w:b/>
-        </w:rPr>
-        <w:t>Rynkskinn (VU)</w:t>
-      </w:r>
-      <w:r>
-        <w:t>, rödlistad som sårbar, är en vednedbrytare som växer på grova granlågor och ingår i en karaktäristisk association av vedsvampar knutna till urskogsartade barrskogar. Den har klassificerats som en “urskogsindikator” och är placerad i toppen av Skogsstyrelsens värdepyramid för bedömning av skog med höga naturvärden. Allt tyder på att rynkskinn är mycket känslig för skogliga ingrepp (Nitare &amp; Skogsstyrelsen, 2019; SLU Artdatabanken, 2024).</w:t>
-      </w:r>
-    </w:p>
-    <w:p>
-      <w:r>
-        <w:rPr>
-          <w:b/>
-        </w:rPr>
-        <w:t>Rödbrun blekspik (NT)</w:t>
-      </w:r>
-      <w:r>
-        <w:t xml:space="preserve"> växer i norra Sverige på bark och ved av björk och gran i skogar med hög och jämn luftfuktighet. I södra Sverige växer den främst på ek i öppna åldriga lövskogar. I norra delen av sitt utbredningsområde hotas arten av slutavverkningar av gamla granskogar. I den södra delen av landet hotas den genom de åldriga lövskogarnas tillbakagång och särskilt ekhagarnas igenväxning och genom plantering av sådan mark med barrskog. Rödbrun blekspik signalerar alltid höga naturvärden (SLU Artdatabanken, 2024; Nitare &amp; Skogsstyrelsen, 2019).</w:t>
-      </w:r>
-    </w:p>
-    <w:p>
-      <w:r>
-        <w:rPr>
-          <w:b/>
-        </w:rPr>
-        <w:t>Ullticka (NT)</w:t>
-      </w:r>
-      <w:r>
-        <w:t xml:space="preserve"> är knuten till restbestånd av barrnaturskog och förekommer med ett tydligt optimum i orörda eller måttligt påverkade gamla granskogar där det föreligger viss kontinuitet av grov död ved. Ullticka är en bra signalart inom hela sitt utbredningsområde och i södra Sverige är den sällsynt och en god signalart för skyddsvärda granskogsmiljöer. Den hotas av avverkning och fragmentering av naturskog och äldre granskog med lång trädkontinuitet. På ullticka kan ibland ulltickeporing (VU) påträffas - det är en sällsynt ticka som nyligen delats upp i tre olika arter: </w:t>
-      </w:r>
-      <w:r>
-        <w:rPr>
-          <w:i/>
-        </w:rPr>
-        <w:t xml:space="preserve">Skeletocutis brevispora </w:t>
-      </w:r>
-      <w:r>
-        <w:t>(ulltickeporing)</w:t>
-      </w:r>
-      <w:r>
-        <w:rPr>
-          <w:i/>
-        </w:rPr>
-        <w:t>, Skeletocutis delicata och Skeletocutis exilis</w:t>
-      </w:r>
-      <w:r>
-        <w:t>. De två sistnämnda arterna står för närvarande (2020) som ej bedömda i rödlistan (SLU Artdatabanken, 2024; Nitare &amp; Skogsstyrelsen, 2019; Miettinen &amp; Niemelä, 2018).</w:t>
-      </w:r>
-    </w:p>
-    <w:p>
-      <w:r>
-        <w:rPr>
-          <w:b/>
-        </w:rPr>
-        <w:t>Violettgrå tagellav (NT)</w:t>
-      </w:r>
-      <w:r>
-        <w:t xml:space="preserve"> växer nästan uteslutande i gamla olikåldriga barrnaturskogar med lång skoglig kontinuitet och är en utmärkt signal på skog med höga naturvärden. Slutavverkning av tidigare aldrig slutavverkad skog (kontinuitetsskog) är det största hotet. Biotopen nyskapas i begränsad omfattning och barrskog äldre än 160 år, där den violettgrå tagellaven huvudsakligen påträffas har minskat med 50% de senaste 50 åren. Lågproduktiv skogsmark där laven förekommer bör undantas från skogsbruk och rika förekomster i äldre granskog bör skyddas. Arten är känslig för uttorkning och det är väsentligt att tillräckligt stora bestånd avsätts (SLU Artdatabanken, 2024; Nitare &amp; Skogsstyrelsen, 2019).</w:t>
-      </w:r>
-    </w:p>
-    <w:p>
-      <w:r>
-        <w:rPr>
-          <w:b/>
-        </w:rPr>
-        <w:t>Vitskaftad svartspik (NT)</w:t>
-      </w:r>
-      <w:r>
-        <w:t xml:space="preserve"> förekommer främst i naturskog på gamla senvuxna granar och signalerar alltid höga naturvärden. Alla skogliga åtgärder som kan påverka markvatten och luftfuktighet på i närheten av lokaler utgör ett hot. Avverkning av naturskogar utgör ett allvarligt hot och alla skogsskötselåtgärder på eller i närheten av växtplatserna bör undvikas. Lämpligt stora reservat av naturskogstyp bör bevaras (SLU Artdatabanken, 2024; Nitare &amp; Skogsstyrelsen, 2019).</w:t>
+        <w:t>Vi förväntar oss att ni återkommer med ett skriftligt svar på vårt klagomål och även beskriver vilka korrigerande åtgärder ni satt in för att rätta till identifierade brister i er efterlevnad av den svenska FSC standarden.</w:t>
       </w:r>
     </w:p>
     <w:p>
@@ -423,6 +239,438 @@
         <w:pStyle w:val="Heading1"/>
       </w:pPr>
       <w:r>
+        <w:t>Naturvårdsarter och fridlysta arter</w:t>
+      </w:r>
+    </w:p>
+    <w:p>
+      <w:r>
+        <w:t>Nedan följer beskrivningar av de naturvårdsarter och fridlysta arter som har sina livsmiljöer och växtplatser i den avverkningsanmälda skogen. Se även ytterligare artfakta i BILAGA 1. De påträffade naturvårdsarterna är ett tydligt kvitto på att det rör sig om en skog med höga naturvärden.</w:t>
+      </w:r>
+    </w:p>
+    <w:p>
+      <w:r>
+        <w:rPr>
+          <w:b/>
+        </w:rPr>
+        <w:t>Garnlav (VU)</w:t>
+      </w:r>
+      <w:r>
+        <w:t xml:space="preserve"> är en utpräglad barrskogsart som ibland kan drapera träden i norrländska grannaturskogar med hög luftfuktighet. Den förekommer även i talldominerade bestånd där den, förutom i trädens grenverk, påträffas hängande över ojämnheter i tallbarken. Arten har minskat starkt i södra och mellersta Sverige och den minskar även i sitt nordliga utbredningsområde. Minskningstakten uppgår till 30 (20–50) % inom 50 år och överstiger gränsvärdet för Sårbar (VU). Orsaken till tillbakagången beror främst på slutavverkningar av naturskogsartade skogar. Bestånd med riklig förekomst bör regelmässigt sparas, vilket även gynnar flera andra sällsynta och rödlistade arter. Garnlav är värdväxt för den mycket sällsynta och akut hotade fjärilen barrskogslavfly (CR) som hör hemma i boreala barrskogar med riklig förekomst av värdväxten. Tidigare kunde arten konstateras årligen på flera platser vid Dala-Floda i Dalarna innan lokalerna kalavverkades. Senaste fyndet i landet av barrskogslavfly är från år 2000 då den påträffades vid Högberget i Sollefteå kommun. Garnlav är typisk art för </w:t>
+      </w:r>
+      <w:r>
+        <w:rPr>
+          <w:i/>
+        </w:rPr>
+        <w:t xml:space="preserve">9010 Taiga </w:t>
+      </w:r>
+      <w:r>
+        <w:t>och</w:t>
+      </w:r>
+      <w:r>
+        <w:rPr>
+          <w:i/>
+        </w:rPr>
+        <w:t xml:space="preserve"> 9070 Trädklädd betesmark</w:t>
+      </w:r>
+      <w:r>
+        <w:t xml:space="preserve"> (SLU Artdatabanken, 2026).</w:t>
+      </w:r>
+    </w:p>
+    <w:p>
+      <w:r>
+        <w:rPr>
+          <w:b/>
+        </w:rPr>
+        <w:t>Gränsticka (VU)</w:t>
+      </w:r>
+      <w:r>
+        <w:t xml:space="preserve"> är en mycket bra signalart inom hela sitt utbredningsområde. Den är huvudsakligen knuten till restbestånd av barrnaturskog och förekommer med ett tydligt optimum i orörda eller måttligt påverkade gamla granskogar där det föreligger långvarig kontinuitet av grov död ved. Den totala populationen bedöms ha minskat och fortsätter att minska i takt med att grankontinuitetsskogar (äldre tidigare icke kalavverkade skogar) minskar i areal. Minskningstakten överstiger gränsvärdet för sårbar (VU). Lokaler som hyser arten bör undantas från skogsbruk, speciellt i mellersta och södra Sverige. Gränsticka är typisk art för </w:t>
+      </w:r>
+      <w:r>
+        <w:rPr>
+          <w:i/>
+        </w:rPr>
+        <w:t>9010 Taiga</w:t>
+      </w:r>
+      <w:r>
+        <w:t xml:space="preserve"> (SLU Artdatabanken, 2026; Nitare &amp; Skogsstyrelsen, 2019).</w:t>
+      </w:r>
+    </w:p>
+    <w:p>
+      <w:r>
+        <w:rPr>
+          <w:b/>
+        </w:rPr>
+        <w:t>Lappticka (VU)</w:t>
+      </w:r>
+      <w:r>
+        <w:t xml:space="preserve">, rödlistad som sårbar, är knuten till gamla granskogar med riklig förekomst av död ved. Den klassas som en “urskogsindikator” och alla skogsskötselåtgärder på eller i omedelbar närhet av lokalerna utgör ett hot. Lappticka är typisk art för </w:t>
+      </w:r>
+      <w:r>
+        <w:rPr>
+          <w:i/>
+        </w:rPr>
+        <w:t>9010 Taiga</w:t>
+      </w:r>
+      <w:r>
+        <w:t xml:space="preserve"> (Nitare &amp; Skogsstyrelsen, 2019; SLU Artdatabanken, 2024).</w:t>
+      </w:r>
+    </w:p>
+    <w:p>
+      <w:r>
+        <w:rPr>
+          <w:b/>
+        </w:rPr>
+        <w:t>Liten sotlav (VU)</w:t>
+      </w:r>
+      <w:r>
+        <w:t xml:space="preserve"> förekommer i gamla brandrefugiala boreala granskogar där den oftast påträffas på grovbarkiga, senvuxna, mycket gamla granar. Arten är en av de mest krävande arterna i fuktig grannaturskog och är placerad högst upp i Skogsstyrelsens värdepyramid för bedömning av skog med höga naturvärden. Samtliga förekomster bör skyddas. Liten sotlav är typisk art för </w:t>
+      </w:r>
+      <w:r>
+        <w:rPr>
+          <w:i/>
+        </w:rPr>
+        <w:t>9010 Taiga</w:t>
+      </w:r>
+      <w:r>
+        <w:t xml:space="preserve"> (SLU Artdatabanken, 2024; Nitare &amp; Skogsstyrelsen, 2019).</w:t>
+      </w:r>
+    </w:p>
+    <w:p>
+      <w:r>
+        <w:rPr>
+          <w:b/>
+        </w:rPr>
+        <w:t>Vitskaftad svartspik (VU)</w:t>
+      </w:r>
+      <w:r>
+        <w:t xml:space="preserve"> förekommer främst i naturskog på gamla senvuxna granar och signalerar alltid höga naturvärden. Alla skogliga åtgärder som kan påverka markvatten och luftfuktighet på i närheten av lokaler utgör ett hot. Avverkning av naturskogar utgör ett allvarligt hot och alla skogsskötselåtgärder på eller i närheten av växtplatserna bör undvikas. Lämpligt stora reservat av naturskogstyp bör bevaras. Vitskaftad svartspik är typisk art för </w:t>
+      </w:r>
+      <w:r>
+        <w:rPr>
+          <w:i/>
+        </w:rPr>
+        <w:t>9010 Taiga</w:t>
+      </w:r>
+      <w:r>
+        <w:t xml:space="preserve"> (SLU Artdatabanken, 2026; Nitare &amp; Skogsstyrelsen, 2019).</w:t>
+      </w:r>
+    </w:p>
+    <w:p>
+      <w:r>
+        <w:rPr>
+          <w:b/>
+        </w:rPr>
+        <w:t>Doftskinn (NT)</w:t>
+      </w:r>
+      <w:r>
+        <w:t xml:space="preserve">, rödlistad som nära hotad, är en mycket bra signalart för boreal granskog och indikerar ett gran-skogsekosystem med lång kontinuitet av grova lågor. Arten är placerad i toppen av Skogsstyrelsens värdepyramid för bedömning av skog med höga naturvärden och har klassats som en “urskogsindikator”, då den förekommer med ett tydligt optimum i helt eller nästan helt orörda skogar. Doftskinn är typisk art för </w:t>
+      </w:r>
+      <w:r>
+        <w:rPr>
+          <w:i/>
+        </w:rPr>
+        <w:t xml:space="preserve">9010 Taiga </w:t>
+      </w:r>
+      <w:r>
+        <w:t>(SLU Artdatabanken, 2025; Nitare &amp; Skogsstyrelsen, 2019).</w:t>
+      </w:r>
+    </w:p>
+    <w:p>
+      <w:r>
+        <w:rPr>
+          <w:b/>
+        </w:rPr>
+        <w:t>Gammelgransskål (NT)</w:t>
+      </w:r>
+      <w:r>
+        <w:t xml:space="preserve"> är en liten skålsvamp som växer på gamla granar med skrovlig bark. Typiska växtplatser är gransumpskog i myrkanter, bäckdråg, bäckraviner och skuggiga bergssluttningar, men också skog på torrare mark kan hysa arten om beståndet har stark naturskogskaraktär. Bestånd med arten bör behandlas som nyckelbiotoper och sparas vid en slutavverkning. Även gallring bör undvikas. Gammelgransskål är typisk art för </w:t>
+      </w:r>
+      <w:r>
+        <w:rPr>
+          <w:i/>
+        </w:rPr>
+        <w:t>9010 Taiga</w:t>
+      </w:r>
+      <w:r>
+        <w:t xml:space="preserve"> (SLU Artdatabanken, 2024; Nitare &amp; Skogsstyrelsen, 2019).</w:t>
+      </w:r>
+    </w:p>
+    <w:p>
+      <w:r>
+        <w:rPr>
+          <w:b/>
+        </w:rPr>
+        <w:t>Harticka (NT)</w:t>
+      </w:r>
+      <w:r>
+        <w:t xml:space="preserve"> är normalt en mycket bra signalart för granskogar med höga naturvärden. Även när svampen påträffas i mer påverkade skogar är det nästan alltid fråga om skogsmiljöer i sena successionsstadier med höga naturvärden. Skogsskötselåtgärder på eller i omedelbar närhet av växtplatserna kan innebära ett hot mot arten. Harticka är typisk art för </w:t>
+      </w:r>
+      <w:r>
+        <w:rPr>
+          <w:i/>
+        </w:rPr>
+        <w:t xml:space="preserve">9010 Taiga, 9050 Näringsrik granskog </w:t>
+      </w:r>
+      <w:r>
+        <w:t xml:space="preserve">och </w:t>
+      </w:r>
+      <w:r>
+        <w:rPr>
+          <w:i/>
+        </w:rPr>
+        <w:t>9030 Landhöjningsskog</w:t>
+      </w:r>
+      <w:r>
+        <w:t xml:space="preserve"> (SLU Artdatabanken, 2024; Nitare &amp; Skogsstyrelsen, 2019).</w:t>
+      </w:r>
+    </w:p>
+    <w:p>
+      <w:r>
+        <w:rPr>
+          <w:b/>
+        </w:rPr>
+        <w:t>Rosenticka (NT)</w:t>
+      </w:r>
+      <w:r>
+        <w:t xml:space="preserve">, rödlistad som nära hotad, ingår i en karaktäristisk association av vedsvampar som växer på gamla, grova granlågor i urskogsartade barrskogar. Den är placerad i toppen av Skogsstyrelsens värdepyramid för bedömning av skog med höga naturvärden och indikerar ett granskogsekosystem med långvarig kontinuitet av grova lågor. Artens beroende av grova granlågor innebär att alla skogsskötselåtgärder på eller i omedelbar närhet av lokalerna utgör ett hot på lång sikt. Det är angeläget att populationerna inte ytterligare glesas ut och ett tillräckligt antal områden där arten nu finns måste sparas för framtiden. Rosenticka är typisk art för </w:t>
+      </w:r>
+      <w:r>
+        <w:rPr>
+          <w:i/>
+        </w:rPr>
+        <w:t xml:space="preserve">9010 Taiga </w:t>
+      </w:r>
+      <w:r>
+        <w:t xml:space="preserve">och </w:t>
+      </w:r>
+      <w:r>
+        <w:rPr>
+          <w:i/>
+        </w:rPr>
+        <w:t>9050 Näringsrik granskog</w:t>
+      </w:r>
+      <w:r>
+        <w:t xml:space="preserve"> (Nitare &amp; Skogsstyrelsen, 2019; SLU Artdatabanken, 2024).</w:t>
+      </w:r>
+    </w:p>
+    <w:p>
+      <w:r>
+        <w:rPr>
+          <w:b/>
+        </w:rPr>
+        <w:t>Rynkskinn (NT)</w:t>
+      </w:r>
+      <w:r>
+        <w:t xml:space="preserve"> är en vednedbrytare som växer på grova granlågor och ingår i en karaktäristisk association av vedsvampar knutna till urskogsartade barrskogar. Den har klassificerats som en “urskogsindikator” och är placerad i toppen av Skogsstyrelsens värdepyramid för bedömning av skog med höga naturvärden. Allt tyder på att rynkskinn är mycket känslig för skogliga ingrepp och lokalerna, som oftast har höga biologiska kvaliteter, bör lämnas till fri utveckling. Rynkskinn är typisk art för </w:t>
+      </w:r>
+      <w:r>
+        <w:rPr>
+          <w:i/>
+        </w:rPr>
+        <w:t xml:space="preserve">9010 Taiga, 9050 Näringsrik granskog </w:t>
+      </w:r>
+      <w:r>
+        <w:t>och</w:t>
+      </w:r>
+      <w:r>
+        <w:rPr>
+          <w:i/>
+        </w:rPr>
+        <w:t xml:space="preserve"> 9030 Landhöjningsskog</w:t>
+      </w:r>
+      <w:r>
+        <w:t xml:space="preserve"> (Nitare &amp; Skogsstyrelsen, 2019; SLU Artdatabanken, 2026).</w:t>
+      </w:r>
+    </w:p>
+    <w:p>
+      <w:r>
+        <w:rPr>
+          <w:b/>
+        </w:rPr>
+        <w:t>Rödbrun blekspik (NT)</w:t>
+      </w:r>
+      <w:r>
+        <w:t xml:space="preserve"> växer i norra Sverige på bark och ved av björk och gran i skogar med hög och jämn luftfuktighet. I södra Sverige växer den främst på ek i öppna åldriga lövskogar. I norra delen av sitt utbredningsområde hotas arten av slutavverkningar av gamla granskogar. I den södra delen av landet hotas den genom de åldriga lövskogarnas tillbakagång och särskilt ekhagarnas igenväxning och genom plantering av sådan mark med barrskog. Rödbrun blekspik är typisk art för </w:t>
+      </w:r>
+      <w:r>
+        <w:rPr>
+          <w:i/>
+        </w:rPr>
+        <w:t xml:space="preserve">9010 Taiga, 9020 Nordlig ädellövskog, 9070 Trädklädd betesmark, 9160 Näringsrik ekskog </w:t>
+      </w:r>
+      <w:r>
+        <w:t xml:space="preserve">och </w:t>
+      </w:r>
+      <w:r>
+        <w:rPr>
+          <w:i/>
+        </w:rPr>
+        <w:t>9180 Ädellövskog i branter</w:t>
+      </w:r>
+      <w:r>
+        <w:t xml:space="preserve"> och signalerar alltid höga naturvärden (SLU Artdatabanken, 2024; Nitare &amp; Skogsstyrelsen, 2019).</w:t>
+      </w:r>
+    </w:p>
+    <w:p>
+      <w:r>
+        <w:rPr>
+          <w:b/>
+        </w:rPr>
+        <w:t>Tretåig hackspett (NT, §4)</w:t>
+      </w:r>
+      <w:r>
+        <w:t xml:space="preserve"> är rödlistad som nära hotad och ingår i bilaga 1 i EU:s fågeldirektiv. Tretåig hackspett är för sin överlevnad beroende av kontinuerlig tillförsel av äldre döende och död ved, som sker genom naturliga självgallringsprocesser i äldre grannaturskogar och barrblandade naturskogar. Om en skog genom skogsbruk gallras eller glesas ur så upphör och uteblir i stort sett den naturliga självgallringsprocessen för mycket lång tid framöver vilket omöjliggör upprätthållandet av den kontinuerliga ekologiska funktionen i ett område. Det finns studier som visar att naturskogens självgallringsprocess som den tretåiga hackspetten är beroende av, inte kan ersättas med efterlämnad hänsyn i skogsbruket (Imbeau &amp; Desrochers, 2002). Storleken på häckningsreviret varierar med skogstypen, förekomsten av död ved och graden av fragmentering, men är i allmänhet i storleksordningen 25–100 hektar. Vintertid krävs ofta betydligt större områden och det finns studier som antyder att arten behöver minst 100 hektar äldre skog. I områden med låg bonitet kan det behövas över 200 hektar lämpligt habitat för att ett par ska kunna reproducera sig. Områden med dokumenterad permanent förekomst i naturskogsmiljöer har vanligen så stora naturvärden att skogsbruk är olämpligt. Tretåig hackspett är typisk art för </w:t>
+      </w:r>
+      <w:r>
+        <w:rPr>
+          <w:i/>
+        </w:rPr>
+        <w:t xml:space="preserve">9010 Taiga, 9740 Skogsbevuxen myr, 9030 Landhöjningsskog </w:t>
+      </w:r>
+      <w:r>
+        <w:t xml:space="preserve">och </w:t>
+      </w:r>
+      <w:r>
+        <w:rPr>
+          <w:i/>
+        </w:rPr>
+        <w:t>9040 Fjällbjörkskog</w:t>
+      </w:r>
+      <w:r>
+        <w:t xml:space="preserve"> (Skogsstyrelsen, 2016; SLU Artdatabanken, 2024).</w:t>
+      </w:r>
+    </w:p>
+    <w:p>
+      <w:r>
+        <w:rPr>
+          <w:b/>
+        </w:rPr>
+        <w:t>Ullticka (NT)</w:t>
+      </w:r>
+      <w:r>
+        <w:t xml:space="preserve"> är knuten till restbestånd av barrnaturskog och förekommer med ett tydligt optimum i orörda eller måttligt påverkade gamla granskogar där det föreligger viss kontinuitet av grov död ved. Ullticka är en bra signalart inom hela sitt utbredningsområde och i södra Sverige är den sällsynt och en god signalart för skyddsvärda granskogsmiljöer. Den hotas av avverkning och fragmentering av naturskog och äldre granskog med lång trädkontinuitet. På ullticka kan ibland ulltickeporing (VU) påträffas - det är en sällsynt ticka som nyligen delats upp i de tre olika arterna ulltickeporing </w:t>
+      </w:r>
+      <w:r>
+        <w:rPr>
+          <w:i/>
+        </w:rPr>
+        <w:t xml:space="preserve">Skeletocutis brevispora </w:t>
+      </w:r>
+      <w:r>
+        <w:t>(VU)</w:t>
+      </w:r>
+      <w:r>
+        <w:rPr>
+          <w:i/>
+        </w:rPr>
+        <w:t>, Skeletocutis delicata</w:t>
+      </w:r>
+      <w:r>
+        <w:t xml:space="preserve"> (VU)</w:t>
+      </w:r>
+      <w:r>
+        <w:rPr>
+          <w:i/>
+        </w:rPr>
+        <w:t xml:space="preserve"> och Skeletocutis exilis</w:t>
+      </w:r>
+      <w:r>
+        <w:t xml:space="preserve"> (NT). Ullticka är typisk art för </w:t>
+      </w:r>
+      <w:r>
+        <w:rPr>
+          <w:i/>
+        </w:rPr>
+        <w:t xml:space="preserve">9010 Taiga, 9050 Näringsrik granskog </w:t>
+      </w:r>
+      <w:r>
+        <w:t xml:space="preserve">och </w:t>
+      </w:r>
+      <w:r>
+        <w:rPr>
+          <w:i/>
+        </w:rPr>
+        <w:t>9030 Landhöjningsskog</w:t>
+      </w:r>
+      <w:r>
+        <w:t xml:space="preserve"> (SLU Artdatabanken, 2026; Nitare &amp; Skogsstyrelsen, 2019; Miettinen &amp; Niemelä, 2018).</w:t>
+      </w:r>
+    </w:p>
+    <w:p>
+      <w:r>
+        <w:rPr>
+          <w:b/>
+        </w:rPr>
+        <w:t>Violettgrå tagellav (NT)</w:t>
+      </w:r>
+      <w:r>
+        <w:t xml:space="preserve"> växer nästan uteslutande i gamla olikåldriga barrnaturskogar med lång skoglig kontinuitet och är en utmärkt signal på skog med höga naturvärden. Slutavverkning av tidigare aldrig slutavverkad skog (kontinuitetsskog) är det största hotet. Biotopen nyskapas i begränsad omfattning och barrskog äldre än 160 år, där den violettgrå tagellaven huvudsakligen påträffas har minskat med 50% de senaste 50 åren. Lågproduktiv skogsmark där laven förekommer bör undantas från skogsbruk och rika förekomster i äldre granskog bör skyddas. Arten är känslig för uttorkning och det är väsentligt att tillräckligt stora bestånd avsätts. Violettgrå tagellav är typisk art för </w:t>
+      </w:r>
+      <w:r>
+        <w:rPr>
+          <w:i/>
+        </w:rPr>
+        <w:t>9010 Taiga</w:t>
+      </w:r>
+      <w:r>
+        <w:t xml:space="preserve"> (SLU Artdatabanken, 2024; Nitare &amp; Skogsstyrelsen, 2019).</w:t>
+      </w:r>
+    </w:p>
+    <w:p>
+      <w:r>
+        <w:rPr>
+          <w:b/>
+        </w:rPr>
+        <w:t xml:space="preserve">Blodticka </w:t>
+      </w:r>
+      <w:r>
+        <w:t xml:space="preserve">är i norra Sverige främst knuten till grova granlågor i urskogsartad barrskog, men förekommer ibland även på klenare granar i anslutning till bäckar och sumpskogar. Den är en bra indikator på granskogar med höga naturvärden och oftast förekommer den tillsammans med ett stort antal ovanliga och rödlistade arter. I södra Sverige växer den framför allt på tall och har då ett lägre signalvärde. Blodticka är typisk art för </w:t>
+      </w:r>
+      <w:r>
+        <w:rPr>
+          <w:i/>
+        </w:rPr>
+        <w:t>9030 Landhöjningsskog</w:t>
+      </w:r>
+      <w:r>
+        <w:t xml:space="preserve"> (SLU Artdatabanken, 2025; Nitare &amp; Skogsstyrelsen, 2019).</w:t>
+      </w:r>
+    </w:p>
+    <w:p>
+      <w:r>
+        <w:rPr>
+          <w:b/>
+        </w:rPr>
+        <w:t xml:space="preserve">Trådticka </w:t>
+      </w:r>
+      <w:r>
+        <w:t xml:space="preserve">är knuten till grova granar i rikare ofta fuktiga miljöer. Den återfinns på både levande och döda träd samt stubbar och nyligen fallna träd. Karaktärsart för äldre fuktiga granskogsbiotoper, och i stor mängd är den en bra signalart för miljöer med andra rödlistade arter. Trådticka är typisk art för </w:t>
+      </w:r>
+      <w:r>
+        <w:rPr>
+          <w:i/>
+        </w:rPr>
+        <w:t xml:space="preserve">9010 Taiga </w:t>
+      </w:r>
+      <w:r>
+        <w:t xml:space="preserve">och </w:t>
+      </w:r>
+      <w:r>
+        <w:rPr>
+          <w:i/>
+        </w:rPr>
+        <w:t xml:space="preserve">9050 Näringsrik granskog </w:t>
+      </w:r>
+      <w:r>
+        <w:t>(SLU Artdatabanken, 2025).</w:t>
+      </w:r>
+    </w:p>
+    <w:p>
+      <w:pPr>
+        <w:pStyle w:val="Heading1"/>
+      </w:pPr>
+      <w:r>
         <w:t>Certifiering</w:t>
       </w:r>
     </w:p>
@@ -470,6 +718,22 @@
       <w:r>
         <w:t>I den avverkningsanmälda skogen har fridlysta arter sina livsmiljöer och växtplatser. Att skada de fridlysta arternas livsmiljöer, växtplatser eller ekologiska funktion är inte tillåtet enligt artskyddsförordningen.</w:t>
       </w:r>
+      <w:r>
+        <w:rPr>
+          <w:i/>
+        </w:rPr>
+        <w:t xml:space="preserve"> EU:s medlemsländer och skogsbolag är skyldiga att agera i enlighet med EU:s fågeldirektiv där det uttryckligen står att direktivet gäller för fåglar samt för deras ägg, bon och </w:t>
+      </w:r>
+      <w:r>
+        <w:rPr>
+          <w:b/>
+          <w:i/>
+        </w:rPr>
+        <w:t xml:space="preserve">livsmiljöer </w:t>
+      </w:r>
+      <w:r>
+        <w:t>(artikel 1). Vidare att de åtgärder som vidtas inte får leda till en försämring av den nuvarande situationen beträffande bevarandet av de fågelarter som avses i artikel 1 (artikel 13).</w:t>
+      </w:r>
     </w:p>
     <w:p>
       <w:r>
@@ -693,6 +957,220 @@
           <w:i/>
         </w:rPr>
         <w:t>I den avverkningsanmälda skogen har fridlysta arter sina livsmiljöer och växtplatser. Att skada de fridlysta arternas livsmiljöer, växtplatser eller ekologiska funktion är inte tillåtet enligt artskyddsförordningen</w:t>
+      </w:r>
+    </w:p>
+    <w:p>
+      <w:r>
+        <w:br w:type="page"/>
+      </w:r>
+    </w:p>
+    <w:p>
+      <w:pPr>
+        <w:pStyle w:val="Title"/>
+      </w:pPr>
+      <w:r>
+        <w:t>BILAGA 1 – Fridlysta arter</w:t>
+      </w:r>
+    </w:p>
+    <w:p>
+      <w:pPr>
+        <w:pStyle w:val="Heading1"/>
+      </w:pPr>
+      <w:r>
+        <w:t>Tretåig hackspett – ekologi samt krav på livsmiljön</w:t>
+      </w:r>
+    </w:p>
+    <w:p>
+      <w:r>
+        <w:t xml:space="preserve">Tretåig hackspett (NT) är fridlyst enligt §4 Artskyddsförordningen och finns med som prioriterad art i Skogsstyrelsen vägledning för skogsbruket (bilaga 4 till SVL). I vägledningen står bland annat att: </w:t>
+      </w:r>
+      <w:r>
+        <w:rPr>
+          <w:i/>
+        </w:rPr>
+        <w:t xml:space="preserve">“Tretåig hackspett har stora arealkrav och höga krav på sin livsmiljö. Omdaningen av naturskogar till kulturskogar medför en förlust av viktiga miljöer, något som förstärks av ökad fragmentering till följd av avverkningar.” </w:t>
+      </w:r>
+      <w:r>
+        <w:t xml:space="preserve">Vidare att: </w:t>
+      </w:r>
+      <w:r>
+        <w:rPr>
+          <w:i/>
+        </w:rPr>
+        <w:t>“Områden med dokumenterad permanent förekomst i naturskogsmiljöer har vanligen så stora naturvärden att skogsbruk är olämpligt”</w:t>
+      </w:r>
+      <w:r>
+        <w:t xml:space="preserve"> (SLU Artdatabanken, 2024; Skogsstyrelsen, 2016)</w:t>
+      </w:r>
+      <w:r>
+        <w:rPr>
+          <w:i/>
+        </w:rPr>
+        <w:t>.</w:t>
+      </w:r>
+    </w:p>
+    <w:p>
+      <w:r>
+        <w:t>Tretåig hackspett är beroende av större sammanhängande naturskogar med kontinuerlig tillgång och nybildning av död ved och fragmentering av livsmiljöerna utgör ett stort hot mot arten (se exempelvis Stachura-Skierczynska et al., 2009; Wesolowski et al., 2005; Butler et al., 2004; Pakkala et al., 2002; Amcoff et al., 1996; Virkkala, 1991). Det finns studier som visar att naturskogens självgallringsprocess som den tretåiga hackspetten är beroende av, inte kan ersättas med efterlämnad hänsyn i skogsbruket (Imbeau &amp; Desrochers, 2002).</w:t>
+      </w:r>
+    </w:p>
+    <w:p>
+      <w:r>
+        <w:t>Permanenta revir av tretåig hackspett karaktäriseras ofta av artens typiska ringformigt ordnade hackmärken på framför allt gamla granar. För att säkerställa att inte revir av tretåig hackspett drabbas av avverkningsplanerna bör en inventering göras i området både under häckningstid och under vintern, då arten utnyttjar betydligt större områden än under sommarens häckningsrevir. Storleken på häckningsreviret varierar med skogstypen, förekomsten av död ved och graden av fragmentering, men är i allmänhet i storleksordningen 25–100 hektar (SLU Artdatabanken, 2024; Skogsstyrelsen, 2016).</w:t>
+      </w:r>
+    </w:p>
+    <w:p>
+      <w:r>
+        <w:t xml:space="preserve">Förutom fridlysning enligt §4 Artskyddsförordningen är tretåig hackspett även förtecknad i EU:s fågeldirektiv bilaga 1. Den är typisk art för </w:t>
+      </w:r>
+      <w:r>
+        <w:rPr>
+          <w:i/>
+        </w:rPr>
+        <w:t xml:space="preserve">9010 Taiga, 9740 Skogsbevuxen myr, 9030 Landhöjningsskog </w:t>
+      </w:r>
+      <w:r>
+        <w:t xml:space="preserve">och </w:t>
+      </w:r>
+      <w:r>
+        <w:rPr>
+          <w:i/>
+        </w:rPr>
+        <w:t>9040 Fjällbjörkskog</w:t>
+      </w:r>
+      <w:r>
+        <w:t xml:space="preserve"> samt ingår i Natura 2000 och är förtecknad i Bernkonventionen bilaga II (strikt skyddade djurarter) (SLU Artdatabanken, 2024; Skogsstyrelsen, 2016).</w:t>
+      </w:r>
+    </w:p>
+    <w:p>
+      <w:pPr>
+        <w:pStyle w:val="Heading2"/>
+      </w:pPr>
+      <w:r>
+        <w:t>Referenser – tretåig hackspett</w:t>
+      </w:r>
+    </w:p>
+    <w:p>
+      <w:r>
+        <w:t xml:space="preserve">Amcoff, M. &amp; Eriksson, P. 1996. </w:t>
+      </w:r>
+      <w:r>
+        <w:rPr>
+          <w:i/>
+        </w:rPr>
+        <w:t xml:space="preserve">Förekomst av tretåig hackspett Picoides tridactylus på bestånds- och landskapsnivå. </w:t>
+      </w:r>
+      <w:r>
+        <w:t>Ornis Svecica 6: 107–119.</w:t>
+      </w:r>
+    </w:p>
+    <w:p>
+      <w:r>
+        <w:t xml:space="preserve">Butler, R., Angelstam, P., Ekelund, P. &amp; Schlaeffer, R. 2004. </w:t>
+      </w:r>
+      <w:r>
+        <w:rPr>
+          <w:i/>
+        </w:rPr>
+        <w:t xml:space="preserve">Dead wood threshold values for the three-toed woodpecker presence in boreal and sub-Alpine forest. </w:t>
+      </w:r>
+      <w:r>
+        <w:t>Biological conservation 119(3): 305–318.</w:t>
+      </w:r>
+    </w:p>
+    <w:p>
+      <w:r>
+        <w:t xml:space="preserve">Imbeau, L. &amp; Desrochers, A. 2002. </w:t>
+      </w:r>
+      <w:r>
+        <w:rPr>
+          <w:i/>
+        </w:rPr>
+        <w:t xml:space="preserve">Foraging Ecology and Use of Drumming Trees by Three-Toed Woodpeckers. </w:t>
+      </w:r>
+      <w:r>
+        <w:t>The Journal of Wildlife Management. Vol. 66, No. 1 (Jan., 2002), pp. 222–231.</w:t>
+      </w:r>
+    </w:p>
+    <w:p>
+      <w:r>
+        <w:t xml:space="preserve">Pakkala, T., Hanski, I. &amp; Tomppo, E. 2002. </w:t>
+      </w:r>
+      <w:r>
+        <w:rPr>
+          <w:i/>
+        </w:rPr>
+        <w:t xml:space="preserve">Spatial ecology of the three-toed woodpecker in managed forest landscapes. </w:t>
+      </w:r>
+      <w:r>
+        <w:t>Silva Fennica 36(1): 279–288.</w:t>
+      </w:r>
+    </w:p>
+    <w:p>
+      <w:r>
+        <w:t xml:space="preserve">Skogsstyrelsen, 2016. </w:t>
+      </w:r>
+      <w:r>
+        <w:rPr>
+          <w:i/>
+        </w:rPr>
+        <w:t>Vägledning för hänsyn till fåglar – Tretåig hackspett.</w:t>
+      </w:r>
+    </w:p>
+    <w:p>
+      <w:r>
+        <w:t xml:space="preserve">SLU Artdatabanken, 2024. </w:t>
+      </w:r>
+      <w:r>
+        <w:rPr>
+          <w:i/>
+        </w:rPr>
+        <w:t xml:space="preserve">Artfaktablad. Naturvård – artfakta. </w:t>
+      </w:r>
+      <w:r>
+        <w:t>SLU Artdatabanken, Uppsala.</w:t>
+      </w:r>
+    </w:p>
+    <w:p>
+      <w:r>
+        <w:t xml:space="preserve">Stachura-Skierczynska, K., Tumiel, T. &amp; Skierczynski, M. 2009. </w:t>
+      </w:r>
+      <w:r>
+        <w:rPr>
+          <w:i/>
+        </w:rPr>
+        <w:t xml:space="preserve">Habitat prediction model for three-toed woodpecker and its implications for the conservation of biologically valuable forests. </w:t>
+      </w:r>
+      <w:r>
+        <w:t>Forest Ecology and Management 258(5): 697–703.</w:t>
+      </w:r>
+    </w:p>
+    <w:p>
+      <w:r>
+        <w:t xml:space="preserve">Virkkala, R. 1991. </w:t>
+      </w:r>
+      <w:r>
+        <w:rPr>
+          <w:i/>
+        </w:rPr>
+        <w:t xml:space="preserve">Population trends of forest birds in a Finnish Lapland landscape of large habitat blocks – Consequences of stochastic environmental variation or regional habitat alteration. </w:t>
+      </w:r>
+      <w:r>
+        <w:t>Biological conservation 56(2): 223–240.</w:t>
+      </w:r>
+    </w:p>
+    <w:p>
+      <w:r>
+        <w:t xml:space="preserve">Wesolowski, T., Czeszczewik, D. &amp; Rowinski, P. 2005. </w:t>
+      </w:r>
+      <w:r>
+        <w:rPr>
+          <w:i/>
+        </w:rPr>
+        <w:t xml:space="preserve">Effects of forest management on Three-toed Woodpecker Picoides tridactylus distribution in the Bialowieza Forest (NE Poland): conservation implications. </w:t>
+      </w:r>
+      <w:r>
+        <w:t>Acta Ornithologica 40(1): 53–60.</w:t>
       </w:r>
     </w:p>
     <w:sectPr>
@@ -713,7 +1191,7 @@
 </file>
 
 <file path=word/endnotes.xml><?xml version="1.0" encoding="utf-8"?>
-<w:endnotes xmlns:wpc="http://schemas.microsoft.com/office/word/2010/wordprocessingCanvas" xmlns:cx="http://schemas.microsoft.com/office/drawing/2014/chartex" xmlns:cx1="http://schemas.microsoft.com/office/drawing/2015/9/8/chartex" xmlns:cx2="http://schemas.microsoft.com/office/drawing/2015/10/21/chartex" xmlns:cx3="http://schemas.microsoft.com/office/drawing/2016/5/9/chartex" xmlns:cx4="http://schemas.microsoft.com/office/drawing/2016/5/10/chartex" xmlns:cx5="http://schemas.microsoft.com/office/drawing/2016/5/11/chartex" xmlns:cx6="http://schemas.microsoft.com/office/drawing/2016/5/12/chartex" xmlns:cx7="http://schemas.microsoft.com/office/drawing/2016/5/13/chartex" xmlns:cx8="http://schemas.microsoft.com/office/drawing/2016/5/14/chartex" xmlns:mc="http://schemas.openxmlformats.org/markup-compatibility/2006" xmlns:aink="http://schemas.microsoft.com/office/drawing/2016/ink" xmlns:am3d="http://schemas.microsoft.com/office/drawing/2017/model3d" xmlns:o="urn:schemas-microsoft-com:office:office" xmlns:oel="http://schemas.microsoft.com/office/2019/extlst" xmlns:r="http://schemas.openxmlformats.org/officeDocument/2006/relationships" xmlns:m="http://schemas.openxmlformats.org/officeDocument/2006/math" xmlns:v="urn:schemas-microsoft-com:vml" xmlns:wp14="http://schemas.microsoft.com/office/word/2010/wordprocessingDrawing" xmlns:wp="http://schemas.openxmlformats.org/drawingml/2006/wordprocessingDrawing" xmlns:w10="urn:schemas-microsoft-com:office:word" xmlns:w="http://schemas.openxmlformats.org/wordprocessingml/2006/main" xmlns:w14="http://schemas.microsoft.com/office/word/2010/wordml" xmlns:w15="http://schemas.microsoft.com/office/word/2012/wordml" xmlns:w16cex="http://schemas.microsoft.com/office/word/2018/wordml/cex" xmlns:w16cid="http://schemas.microsoft.com/office/word/2016/wordml/cid" xmlns:w16="http://schemas.microsoft.com/office/word/2018/wordml" xmlns:w16sdtdh="http://schemas.microsoft.com/office/word/2020/wordml/sdtdatahash" xmlns:w16se="http://schemas.microsoft.com/office/word/2015/wordml/symex" xmlns:wpg="http://schemas.microsoft.com/office/word/2010/wordprocessingGroup" xmlns:wpi="http://schemas.microsoft.com/office/word/2010/wordprocessingInk" xmlns:wne="http://schemas.microsoft.com/office/word/2006/wordml" xmlns:wps="http://schemas.microsoft.com/office/word/2010/wordprocessingShape" mc:Ignorable="w14 w15 w16se w16cid w16 w16cex w16sdtdh wp14">
+<w:endnotes xmlns:wpc="http://schemas.microsoft.com/office/word/2010/wordprocessingCanvas" xmlns:cx="http://schemas.microsoft.com/office/drawing/2014/chartex" xmlns:cx1="http://schemas.microsoft.com/office/drawing/2015/9/8/chartex" xmlns:cx2="http://schemas.microsoft.com/office/drawing/2015/10/21/chartex" xmlns:cx3="http://schemas.microsoft.com/office/drawing/2016/5/9/chartex" xmlns:cx4="http://schemas.microsoft.com/office/drawing/2016/5/10/chartex" xmlns:cx5="http://schemas.microsoft.com/office/drawing/2016/5/11/chartex" xmlns:cx6="http://schemas.microsoft.com/office/drawing/2016/5/12/chartex" xmlns:cx7="http://schemas.microsoft.com/office/drawing/2016/5/13/chartex" xmlns:cx8="http://schemas.microsoft.com/office/drawing/2016/5/14/chartex" xmlns:mc="http://schemas.openxmlformats.org/markup-compatibility/2006" xmlns:aink="http://schemas.microsoft.com/office/drawing/2016/ink" xmlns:am3d="http://schemas.microsoft.com/office/drawing/2017/model3d" xmlns:o="urn:schemas-microsoft-com:office:office" xmlns:oel="http://schemas.microsoft.com/office/2019/extlst" xmlns:r="http://schemas.openxmlformats.org/officeDocument/2006/relationships" xmlns:m="http://schemas.openxmlformats.org/officeDocument/2006/math" xmlns:v="urn:schemas-microsoft-com:vml" xmlns:wp14="http://schemas.microsoft.com/office/word/2010/wordprocessingDrawing" xmlns:wp="http://schemas.openxmlformats.org/drawingml/2006/wordprocessingDrawing" xmlns:w10="urn:schemas-microsoft-com:office:word" xmlns:w="http://schemas.openxmlformats.org/wordprocessingml/2006/main" xmlns:w14="http://schemas.microsoft.com/office/word/2010/wordml" xmlns:w15="http://schemas.microsoft.com/office/word/2012/wordml" xmlns:w16cex="http://schemas.microsoft.com/office/word/2018/wordml/cex" xmlns:w16cid="http://schemas.microsoft.com/office/word/2016/wordml/cid" xmlns:w16="http://schemas.microsoft.com/office/word/2018/wordml" xmlns:w16du="http://schemas.microsoft.com/office/word/2023/wordml/word16du" xmlns:w16sdtdh="http://schemas.microsoft.com/office/word/2020/wordml/sdtdatahash" xmlns:w16sdtfl="http://schemas.microsoft.com/office/word/2024/wordml/sdtformatlock" xmlns:w16se="http://schemas.microsoft.com/office/word/2015/wordml/symex" xmlns:wpg="http://schemas.microsoft.com/office/word/2010/wordprocessingGroup" xmlns:wpi="http://schemas.microsoft.com/office/word/2010/wordprocessingInk" xmlns:wne="http://schemas.microsoft.com/office/word/2006/wordml" xmlns:wps="http://schemas.microsoft.com/office/word/2010/wordprocessingShape" mc:Ignorable="w14 w15 w16se w16cid w16 w16cex w16sdtdh w16sdtfl w16du wp14">
   <w:endnote w:type="separator" w:id="-1">
     <w:p>
       <w:pPr>
@@ -738,7 +1216,7 @@
 </file>
 
 <file path=word/footer1.xml><?xml version="1.0" encoding="utf-8"?>
-<w:ftr xmlns:wpc="http://schemas.microsoft.com/office/word/2010/wordprocessingCanvas" xmlns:cx="http://schemas.microsoft.com/office/drawing/2014/chartex" xmlns:cx1="http://schemas.microsoft.com/office/drawing/2015/9/8/chartex" xmlns:cx2="http://schemas.microsoft.com/office/drawing/2015/10/21/chartex" xmlns:cx3="http://schemas.microsoft.com/office/drawing/2016/5/9/chartex" xmlns:cx4="http://schemas.microsoft.com/office/drawing/2016/5/10/chartex" xmlns:cx5="http://schemas.microsoft.com/office/drawing/2016/5/11/chartex" xmlns:cx6="http://schemas.microsoft.com/office/drawing/2016/5/12/chartex" xmlns:cx7="http://schemas.microsoft.com/office/drawing/2016/5/13/chartex" xmlns:cx8="http://schemas.microsoft.com/office/drawing/2016/5/14/chartex" xmlns:mc="http://schemas.openxmlformats.org/markup-compatibility/2006" xmlns:aink="http://schemas.microsoft.com/office/drawing/2016/ink" xmlns:am3d="http://schemas.microsoft.com/office/drawing/2017/model3d" xmlns:o="urn:schemas-microsoft-com:office:office" xmlns:oel="http://schemas.microsoft.com/office/2019/extlst" xmlns:r="http://schemas.openxmlformats.org/officeDocument/2006/relationships" xmlns:m="http://schemas.openxmlformats.org/officeDocument/2006/math" xmlns:v="urn:schemas-microsoft-com:vml" xmlns:wp14="http://schemas.microsoft.com/office/word/2010/wordprocessingDrawing" xmlns:wp="http://schemas.openxmlformats.org/drawingml/2006/wordprocessingDrawing" xmlns:w10="urn:schemas-microsoft-com:office:word" xmlns:w="http://schemas.openxmlformats.org/wordprocessingml/2006/main" xmlns:w14="http://schemas.microsoft.com/office/word/2010/wordml" xmlns:w15="http://schemas.microsoft.com/office/word/2012/wordml" xmlns:w16cex="http://schemas.microsoft.com/office/word/2018/wordml/cex" xmlns:w16cid="http://schemas.microsoft.com/office/word/2016/wordml/cid" xmlns:w16="http://schemas.microsoft.com/office/word/2018/wordml" xmlns:w16sdtdh="http://schemas.microsoft.com/office/word/2020/wordml/sdtdatahash" xmlns:w16se="http://schemas.microsoft.com/office/word/2015/wordml/symex" xmlns:wpg="http://schemas.microsoft.com/office/word/2010/wordprocessingGroup" xmlns:wpi="http://schemas.microsoft.com/office/word/2010/wordprocessingInk" xmlns:wne="http://schemas.microsoft.com/office/word/2006/wordml" xmlns:wps="http://schemas.microsoft.com/office/word/2010/wordprocessingShape" mc:Ignorable="w14 w15 w16se w16cid w16 w16cex w16sdtdh wp14">
+<w:ftr xmlns:wpc="http://schemas.microsoft.com/office/word/2010/wordprocessingCanvas" xmlns:cx="http://schemas.microsoft.com/office/drawing/2014/chartex" xmlns:cx1="http://schemas.microsoft.com/office/drawing/2015/9/8/chartex" xmlns:cx2="http://schemas.microsoft.com/office/drawing/2015/10/21/chartex" xmlns:cx3="http://schemas.microsoft.com/office/drawing/2016/5/9/chartex" xmlns:cx4="http://schemas.microsoft.com/office/drawing/2016/5/10/chartex" xmlns:cx5="http://schemas.microsoft.com/office/drawing/2016/5/11/chartex" xmlns:cx6="http://schemas.microsoft.com/office/drawing/2016/5/12/chartex" xmlns:cx7="http://schemas.microsoft.com/office/drawing/2016/5/13/chartex" xmlns:cx8="http://schemas.microsoft.com/office/drawing/2016/5/14/chartex" xmlns:mc="http://schemas.openxmlformats.org/markup-compatibility/2006" xmlns:aink="http://schemas.microsoft.com/office/drawing/2016/ink" xmlns:am3d="http://schemas.microsoft.com/office/drawing/2017/model3d" xmlns:o="urn:schemas-microsoft-com:office:office" xmlns:oel="http://schemas.microsoft.com/office/2019/extlst" xmlns:r="http://schemas.openxmlformats.org/officeDocument/2006/relationships" xmlns:m="http://schemas.openxmlformats.org/officeDocument/2006/math" xmlns:v="urn:schemas-microsoft-com:vml" xmlns:wp14="http://schemas.microsoft.com/office/word/2010/wordprocessingDrawing" xmlns:wp="http://schemas.openxmlformats.org/drawingml/2006/wordprocessingDrawing" xmlns:w10="urn:schemas-microsoft-com:office:word" xmlns:w="http://schemas.openxmlformats.org/wordprocessingml/2006/main" xmlns:w14="http://schemas.microsoft.com/office/word/2010/wordml" xmlns:w15="http://schemas.microsoft.com/office/word/2012/wordml" xmlns:w16cex="http://schemas.microsoft.com/office/word/2018/wordml/cex" xmlns:w16cid="http://schemas.microsoft.com/office/word/2016/wordml/cid" xmlns:w16="http://schemas.microsoft.com/office/word/2018/wordml" xmlns:w16du="http://schemas.microsoft.com/office/word/2023/wordml/word16du" xmlns:w16sdtdh="http://schemas.microsoft.com/office/word/2020/wordml/sdtdatahash" xmlns:w16sdtfl="http://schemas.microsoft.com/office/word/2024/wordml/sdtformatlock" xmlns:w16se="http://schemas.microsoft.com/office/word/2015/wordml/symex" xmlns:wpg="http://schemas.microsoft.com/office/word/2010/wordprocessingGroup" xmlns:wpi="http://schemas.microsoft.com/office/word/2010/wordprocessingInk" xmlns:wne="http://schemas.microsoft.com/office/word/2006/wordml" xmlns:wps="http://schemas.microsoft.com/office/word/2010/wordprocessingShape" mc:Ignorable="w14 w15 w16se w16cid w16 w16cex w16sdtdh w16sdtfl w16du wp14">
   <w:p>
     <w:pPr>
       <w:pStyle w:val="Footer"/>
@@ -748,7 +1226,7 @@
 </file>
 
 <file path=word/footer2.xml><?xml version="1.0" encoding="utf-8"?>
-<w:ftr xmlns:wpc="http://schemas.microsoft.com/office/word/2010/wordprocessingCanvas" xmlns:cx="http://schemas.microsoft.com/office/drawing/2014/chartex" xmlns:cx1="http://schemas.microsoft.com/office/drawing/2015/9/8/chartex" xmlns:cx2="http://schemas.microsoft.com/office/drawing/2015/10/21/chartex" xmlns:cx3="http://schemas.microsoft.com/office/drawing/2016/5/9/chartex" xmlns:cx4="http://schemas.microsoft.com/office/drawing/2016/5/10/chartex" xmlns:cx5="http://schemas.microsoft.com/office/drawing/2016/5/11/chartex" xmlns:cx6="http://schemas.microsoft.com/office/drawing/2016/5/12/chartex" xmlns:cx7="http://schemas.microsoft.com/office/drawing/2016/5/13/chartex" xmlns:cx8="http://schemas.microsoft.com/office/drawing/2016/5/14/chartex" xmlns:mc="http://schemas.openxmlformats.org/markup-compatibility/2006" xmlns:aink="http://schemas.microsoft.com/office/drawing/2016/ink" xmlns:am3d="http://schemas.microsoft.com/office/drawing/2017/model3d" xmlns:o="urn:schemas-microsoft-com:office:office" xmlns:oel="http://schemas.microsoft.com/office/2019/extlst" xmlns:r="http://schemas.openxmlformats.org/officeDocument/2006/relationships" xmlns:m="http://schemas.openxmlformats.org/officeDocument/2006/math" xmlns:v="urn:schemas-microsoft-com:vml" xmlns:wp14="http://schemas.microsoft.com/office/word/2010/wordprocessingDrawing" xmlns:wp="http://schemas.openxmlformats.org/drawingml/2006/wordprocessingDrawing" xmlns:w10="urn:schemas-microsoft-com:office:word" xmlns:w="http://schemas.openxmlformats.org/wordprocessingml/2006/main" xmlns:w14="http://schemas.microsoft.com/office/word/2010/wordml" xmlns:w15="http://schemas.microsoft.com/office/word/2012/wordml" xmlns:w16cex="http://schemas.microsoft.com/office/word/2018/wordml/cex" xmlns:w16cid="http://schemas.microsoft.com/office/word/2016/wordml/cid" xmlns:w16="http://schemas.microsoft.com/office/word/2018/wordml" xmlns:w16sdtdh="http://schemas.microsoft.com/office/word/2020/wordml/sdtdatahash" xmlns:w16se="http://schemas.microsoft.com/office/word/2015/wordml/symex" xmlns:wpg="http://schemas.microsoft.com/office/word/2010/wordprocessingGroup" xmlns:wpi="http://schemas.microsoft.com/office/word/2010/wordprocessingInk" xmlns:wne="http://schemas.microsoft.com/office/word/2006/wordml" xmlns:wps="http://schemas.microsoft.com/office/word/2010/wordprocessingShape" mc:Ignorable="w14 w15 w16se w16cid w16 w16cex w16sdtdh wp14">
+<w:ftr xmlns:wpc="http://schemas.microsoft.com/office/word/2010/wordprocessingCanvas" xmlns:cx="http://schemas.microsoft.com/office/drawing/2014/chartex" xmlns:cx1="http://schemas.microsoft.com/office/drawing/2015/9/8/chartex" xmlns:cx2="http://schemas.microsoft.com/office/drawing/2015/10/21/chartex" xmlns:cx3="http://schemas.microsoft.com/office/drawing/2016/5/9/chartex" xmlns:cx4="http://schemas.microsoft.com/office/drawing/2016/5/10/chartex" xmlns:cx5="http://schemas.microsoft.com/office/drawing/2016/5/11/chartex" xmlns:cx6="http://schemas.microsoft.com/office/drawing/2016/5/12/chartex" xmlns:cx7="http://schemas.microsoft.com/office/drawing/2016/5/13/chartex" xmlns:cx8="http://schemas.microsoft.com/office/drawing/2016/5/14/chartex" xmlns:mc="http://schemas.openxmlformats.org/markup-compatibility/2006" xmlns:aink="http://schemas.microsoft.com/office/drawing/2016/ink" xmlns:am3d="http://schemas.microsoft.com/office/drawing/2017/model3d" xmlns:o="urn:schemas-microsoft-com:office:office" xmlns:oel="http://schemas.microsoft.com/office/2019/extlst" xmlns:r="http://schemas.openxmlformats.org/officeDocument/2006/relationships" xmlns:m="http://schemas.openxmlformats.org/officeDocument/2006/math" xmlns:v="urn:schemas-microsoft-com:vml" xmlns:wp14="http://schemas.microsoft.com/office/word/2010/wordprocessingDrawing" xmlns:wp="http://schemas.openxmlformats.org/drawingml/2006/wordprocessingDrawing" xmlns:w10="urn:schemas-microsoft-com:office:word" xmlns:w="http://schemas.openxmlformats.org/wordprocessingml/2006/main" xmlns:w14="http://schemas.microsoft.com/office/word/2010/wordml" xmlns:w15="http://schemas.microsoft.com/office/word/2012/wordml" xmlns:w16cex="http://schemas.microsoft.com/office/word/2018/wordml/cex" xmlns:w16cid="http://schemas.microsoft.com/office/word/2016/wordml/cid" xmlns:w16="http://schemas.microsoft.com/office/word/2018/wordml" xmlns:w16du="http://schemas.microsoft.com/office/word/2023/wordml/word16du" xmlns:w16sdtdh="http://schemas.microsoft.com/office/word/2020/wordml/sdtdatahash" xmlns:w16sdtfl="http://schemas.microsoft.com/office/word/2024/wordml/sdtformatlock" xmlns:w16se="http://schemas.microsoft.com/office/word/2015/wordml/symex" xmlns:wpg="http://schemas.microsoft.com/office/word/2010/wordprocessingGroup" xmlns:wpi="http://schemas.microsoft.com/office/word/2010/wordprocessingInk" xmlns:wne="http://schemas.microsoft.com/office/word/2006/wordml" xmlns:wps="http://schemas.microsoft.com/office/word/2010/wordprocessingShape" mc:Ignorable="w14 w15 w16se w16cid w16 w16cex w16sdtdh w16sdtfl w16du wp14">
   <w:p>
     <w:pPr>
       <w:pStyle w:val="Footer"/>
@@ -758,7 +1236,7 @@
 </file>
 
 <file path=word/footer3.xml><?xml version="1.0" encoding="utf-8"?>
-<w:ftr xmlns:wpc="http://schemas.microsoft.com/office/word/2010/wordprocessingCanvas" xmlns:cx="http://schemas.microsoft.com/office/drawing/2014/chartex" xmlns:cx1="http://schemas.microsoft.com/office/drawing/2015/9/8/chartex" xmlns:cx2="http://schemas.microsoft.com/office/drawing/2015/10/21/chartex" xmlns:cx3="http://schemas.microsoft.com/office/drawing/2016/5/9/chartex" xmlns:cx4="http://schemas.microsoft.com/office/drawing/2016/5/10/chartex" xmlns:cx5="http://schemas.microsoft.com/office/drawing/2016/5/11/chartex" xmlns:cx6="http://schemas.microsoft.com/office/drawing/2016/5/12/chartex" xmlns:cx7="http://schemas.microsoft.com/office/drawing/2016/5/13/chartex" xmlns:cx8="http://schemas.microsoft.com/office/drawing/2016/5/14/chartex" xmlns:mc="http://schemas.openxmlformats.org/markup-compatibility/2006" xmlns:aink="http://schemas.microsoft.com/office/drawing/2016/ink" xmlns:am3d="http://schemas.microsoft.com/office/drawing/2017/model3d" xmlns:o="urn:schemas-microsoft-com:office:office" xmlns:oel="http://schemas.microsoft.com/office/2019/extlst" xmlns:r="http://schemas.openxmlformats.org/officeDocument/2006/relationships" xmlns:m="http://schemas.openxmlformats.org/officeDocument/2006/math" xmlns:v="urn:schemas-microsoft-com:vml" xmlns:wp14="http://schemas.microsoft.com/office/word/2010/wordprocessingDrawing" xmlns:wp="http://schemas.openxmlformats.org/drawingml/2006/wordprocessingDrawing" xmlns:w10="urn:schemas-microsoft-com:office:word" xmlns:w="http://schemas.openxmlformats.org/wordprocessingml/2006/main" xmlns:w14="http://schemas.microsoft.com/office/word/2010/wordml" xmlns:w15="http://schemas.microsoft.com/office/word/2012/wordml" xmlns:w16cex="http://schemas.microsoft.com/office/word/2018/wordml/cex" xmlns:w16cid="http://schemas.microsoft.com/office/word/2016/wordml/cid" xmlns:w16="http://schemas.microsoft.com/office/word/2018/wordml" xmlns:w16sdtdh="http://schemas.microsoft.com/office/word/2020/wordml/sdtdatahash" xmlns:w16se="http://schemas.microsoft.com/office/word/2015/wordml/symex" xmlns:wpg="http://schemas.microsoft.com/office/word/2010/wordprocessingGroup" xmlns:wpi="http://schemas.microsoft.com/office/word/2010/wordprocessingInk" xmlns:wne="http://schemas.microsoft.com/office/word/2006/wordml" xmlns:wps="http://schemas.microsoft.com/office/word/2010/wordprocessingShape" mc:Ignorable="w14 w15 w16se w16cid w16 w16cex w16sdtdh wp14">
+<w:ftr xmlns:wpc="http://schemas.microsoft.com/office/word/2010/wordprocessingCanvas" xmlns:cx="http://schemas.microsoft.com/office/drawing/2014/chartex" xmlns:cx1="http://schemas.microsoft.com/office/drawing/2015/9/8/chartex" xmlns:cx2="http://schemas.microsoft.com/office/drawing/2015/10/21/chartex" xmlns:cx3="http://schemas.microsoft.com/office/drawing/2016/5/9/chartex" xmlns:cx4="http://schemas.microsoft.com/office/drawing/2016/5/10/chartex" xmlns:cx5="http://schemas.microsoft.com/office/drawing/2016/5/11/chartex" xmlns:cx6="http://schemas.microsoft.com/office/drawing/2016/5/12/chartex" xmlns:cx7="http://schemas.microsoft.com/office/drawing/2016/5/13/chartex" xmlns:cx8="http://schemas.microsoft.com/office/drawing/2016/5/14/chartex" xmlns:mc="http://schemas.openxmlformats.org/markup-compatibility/2006" xmlns:aink="http://schemas.microsoft.com/office/drawing/2016/ink" xmlns:am3d="http://schemas.microsoft.com/office/drawing/2017/model3d" xmlns:o="urn:schemas-microsoft-com:office:office" xmlns:oel="http://schemas.microsoft.com/office/2019/extlst" xmlns:r="http://schemas.openxmlformats.org/officeDocument/2006/relationships" xmlns:m="http://schemas.openxmlformats.org/officeDocument/2006/math" xmlns:v="urn:schemas-microsoft-com:vml" xmlns:wp14="http://schemas.microsoft.com/office/word/2010/wordprocessingDrawing" xmlns:wp="http://schemas.openxmlformats.org/drawingml/2006/wordprocessingDrawing" xmlns:w10="urn:schemas-microsoft-com:office:word" xmlns:w="http://schemas.openxmlformats.org/wordprocessingml/2006/main" xmlns:w14="http://schemas.microsoft.com/office/word/2010/wordml" xmlns:w15="http://schemas.microsoft.com/office/word/2012/wordml" xmlns:w16cex="http://schemas.microsoft.com/office/word/2018/wordml/cex" xmlns:w16cid="http://schemas.microsoft.com/office/word/2016/wordml/cid" xmlns:w16="http://schemas.microsoft.com/office/word/2018/wordml" xmlns:w16du="http://schemas.microsoft.com/office/word/2023/wordml/word16du" xmlns:w16sdtdh="http://schemas.microsoft.com/office/word/2020/wordml/sdtdatahash" xmlns:w16sdtfl="http://schemas.microsoft.com/office/word/2024/wordml/sdtformatlock" xmlns:w16se="http://schemas.microsoft.com/office/word/2015/wordml/symex" xmlns:wpg="http://schemas.microsoft.com/office/word/2010/wordprocessingGroup" xmlns:wpi="http://schemas.microsoft.com/office/word/2010/wordprocessingInk" xmlns:wne="http://schemas.microsoft.com/office/word/2006/wordml" xmlns:wps="http://schemas.microsoft.com/office/word/2010/wordprocessingShape" mc:Ignorable="w14 w15 w16se w16cid w16 w16cex w16sdtdh w16sdtfl w16du wp14">
   <w:p>
     <w:pPr>
       <w:pStyle w:val="Footer"/>
@@ -768,7 +1246,7 @@
 </file>
 
 <file path=word/footnotes.xml><?xml version="1.0" encoding="utf-8"?>
-<w:footnotes xmlns:wpc="http://schemas.microsoft.com/office/word/2010/wordprocessingCanvas" xmlns:cx="http://schemas.microsoft.com/office/drawing/2014/chartex" xmlns:cx1="http://schemas.microsoft.com/office/drawing/2015/9/8/chartex" xmlns:cx2="http://schemas.microsoft.com/office/drawing/2015/10/21/chartex" xmlns:cx3="http://schemas.microsoft.com/office/drawing/2016/5/9/chartex" xmlns:cx4="http://schemas.microsoft.com/office/drawing/2016/5/10/chartex" xmlns:cx5="http://schemas.microsoft.com/office/drawing/2016/5/11/chartex" xmlns:cx6="http://schemas.microsoft.com/office/drawing/2016/5/12/chartex" xmlns:cx7="http://schemas.microsoft.com/office/drawing/2016/5/13/chartex" xmlns:cx8="http://schemas.microsoft.com/office/drawing/2016/5/14/chartex" xmlns:mc="http://schemas.openxmlformats.org/markup-compatibility/2006" xmlns:aink="http://schemas.microsoft.com/office/drawing/2016/ink" xmlns:am3d="http://schemas.microsoft.com/office/drawing/2017/model3d" xmlns:o="urn:schemas-microsoft-com:office:office" xmlns:oel="http://schemas.microsoft.com/office/2019/extlst" xmlns:r="http://schemas.openxmlformats.org/officeDocument/2006/relationships" xmlns:m="http://schemas.openxmlformats.org/officeDocument/2006/math" xmlns:v="urn:schemas-microsoft-com:vml" xmlns:wp14="http://schemas.microsoft.com/office/word/2010/wordprocessingDrawing" xmlns:wp="http://schemas.openxmlformats.org/drawingml/2006/wordprocessingDrawing" xmlns:w10="urn:schemas-microsoft-com:office:word" xmlns:w="http://schemas.openxmlformats.org/wordprocessingml/2006/main" xmlns:w14="http://schemas.microsoft.com/office/word/2010/wordml" xmlns:w15="http://schemas.microsoft.com/office/word/2012/wordml" xmlns:w16cex="http://schemas.microsoft.com/office/word/2018/wordml/cex" xmlns:w16cid="http://schemas.microsoft.com/office/word/2016/wordml/cid" xmlns:w16="http://schemas.microsoft.com/office/word/2018/wordml" xmlns:w16sdtdh="http://schemas.microsoft.com/office/word/2020/wordml/sdtdatahash" xmlns:w16se="http://schemas.microsoft.com/office/word/2015/wordml/symex" xmlns:wpg="http://schemas.microsoft.com/office/word/2010/wordprocessingGroup" xmlns:wpi="http://schemas.microsoft.com/office/word/2010/wordprocessingInk" xmlns:wne="http://schemas.microsoft.com/office/word/2006/wordml" xmlns:wps="http://schemas.microsoft.com/office/word/2010/wordprocessingShape" mc:Ignorable="w14 w15 w16se w16cid w16 w16cex w16sdtdh wp14">
+<w:footnotes xmlns:wpc="http://schemas.microsoft.com/office/word/2010/wordprocessingCanvas" xmlns:cx="http://schemas.microsoft.com/office/drawing/2014/chartex" xmlns:cx1="http://schemas.microsoft.com/office/drawing/2015/9/8/chartex" xmlns:cx2="http://schemas.microsoft.com/office/drawing/2015/10/21/chartex" xmlns:cx3="http://schemas.microsoft.com/office/drawing/2016/5/9/chartex" xmlns:cx4="http://schemas.microsoft.com/office/drawing/2016/5/10/chartex" xmlns:cx5="http://schemas.microsoft.com/office/drawing/2016/5/11/chartex" xmlns:cx6="http://schemas.microsoft.com/office/drawing/2016/5/12/chartex" xmlns:cx7="http://schemas.microsoft.com/office/drawing/2016/5/13/chartex" xmlns:cx8="http://schemas.microsoft.com/office/drawing/2016/5/14/chartex" xmlns:mc="http://schemas.openxmlformats.org/markup-compatibility/2006" xmlns:aink="http://schemas.microsoft.com/office/drawing/2016/ink" xmlns:am3d="http://schemas.microsoft.com/office/drawing/2017/model3d" xmlns:o="urn:schemas-microsoft-com:office:office" xmlns:oel="http://schemas.microsoft.com/office/2019/extlst" xmlns:r="http://schemas.openxmlformats.org/officeDocument/2006/relationships" xmlns:m="http://schemas.openxmlformats.org/officeDocument/2006/math" xmlns:v="urn:schemas-microsoft-com:vml" xmlns:wp14="http://schemas.microsoft.com/office/word/2010/wordprocessingDrawing" xmlns:wp="http://schemas.openxmlformats.org/drawingml/2006/wordprocessingDrawing" xmlns:w10="urn:schemas-microsoft-com:office:word" xmlns:w="http://schemas.openxmlformats.org/wordprocessingml/2006/main" xmlns:w14="http://schemas.microsoft.com/office/word/2010/wordml" xmlns:w15="http://schemas.microsoft.com/office/word/2012/wordml" xmlns:w16cex="http://schemas.microsoft.com/office/word/2018/wordml/cex" xmlns:w16cid="http://schemas.microsoft.com/office/word/2016/wordml/cid" xmlns:w16="http://schemas.microsoft.com/office/word/2018/wordml" xmlns:w16du="http://schemas.microsoft.com/office/word/2023/wordml/word16du" xmlns:w16sdtdh="http://schemas.microsoft.com/office/word/2020/wordml/sdtdatahash" xmlns:w16sdtfl="http://schemas.microsoft.com/office/word/2024/wordml/sdtformatlock" xmlns:w16se="http://schemas.microsoft.com/office/word/2015/wordml/symex" xmlns:wpg="http://schemas.microsoft.com/office/word/2010/wordprocessingGroup" xmlns:wpi="http://schemas.microsoft.com/office/word/2010/wordprocessingInk" xmlns:wne="http://schemas.microsoft.com/office/word/2006/wordml" xmlns:wps="http://schemas.microsoft.com/office/word/2010/wordprocessingShape" mc:Ignorable="w14 w15 w16se w16cid w16 w16cex w16sdtdh w16sdtfl w16du wp14">
   <w:footnote w:type="separator" w:id="-1">
     <w:p>
       <w:pPr>
@@ -793,7 +1271,7 @@
 </file>
 
 <file path=word/header1.xml><?xml version="1.0" encoding="utf-8"?>
-<w:hdr xmlns:wpc="http://schemas.microsoft.com/office/word/2010/wordprocessingCanvas" xmlns:cx="http://schemas.microsoft.com/office/drawing/2014/chartex" xmlns:cx1="http://schemas.microsoft.com/office/drawing/2015/9/8/chartex" xmlns:cx2="http://schemas.microsoft.com/office/drawing/2015/10/21/chartex" xmlns:cx3="http://schemas.microsoft.com/office/drawing/2016/5/9/chartex" xmlns:cx4="http://schemas.microsoft.com/office/drawing/2016/5/10/chartex" xmlns:cx5="http://schemas.microsoft.com/office/drawing/2016/5/11/chartex" xmlns:cx6="http://schemas.microsoft.com/office/drawing/2016/5/12/chartex" xmlns:cx7="http://schemas.microsoft.com/office/drawing/2016/5/13/chartex" xmlns:cx8="http://schemas.microsoft.com/office/drawing/2016/5/14/chartex" xmlns:mc="http://schemas.openxmlformats.org/markup-compatibility/2006" xmlns:aink="http://schemas.microsoft.com/office/drawing/2016/ink" xmlns:am3d="http://schemas.microsoft.com/office/drawing/2017/model3d" xmlns:o="urn:schemas-microsoft-com:office:office" xmlns:oel="http://schemas.microsoft.com/office/2019/extlst" xmlns:r="http://schemas.openxmlformats.org/officeDocument/2006/relationships" xmlns:m="http://schemas.openxmlformats.org/officeDocument/2006/math" xmlns:v="urn:schemas-microsoft-com:vml" xmlns:wp14="http://schemas.microsoft.com/office/word/2010/wordprocessingDrawing" xmlns:wp="http://schemas.openxmlformats.org/drawingml/2006/wordprocessingDrawing" xmlns:w10="urn:schemas-microsoft-com:office:word" xmlns:w="http://schemas.openxmlformats.org/wordprocessingml/2006/main" xmlns:w14="http://schemas.microsoft.com/office/word/2010/wordml" xmlns:w15="http://schemas.microsoft.com/office/word/2012/wordml" xmlns:w16cex="http://schemas.microsoft.com/office/word/2018/wordml/cex" xmlns:w16cid="http://schemas.microsoft.com/office/word/2016/wordml/cid" xmlns:w16="http://schemas.microsoft.com/office/word/2018/wordml" xmlns:w16sdtdh="http://schemas.microsoft.com/office/word/2020/wordml/sdtdatahash" xmlns:w16se="http://schemas.microsoft.com/office/word/2015/wordml/symex" xmlns:wpg="http://schemas.microsoft.com/office/word/2010/wordprocessingGroup" xmlns:wpi="http://schemas.microsoft.com/office/word/2010/wordprocessingInk" xmlns:wne="http://schemas.microsoft.com/office/word/2006/wordml" xmlns:wps="http://schemas.microsoft.com/office/word/2010/wordprocessingShape" mc:Ignorable="w14 w15 w16se w16cid w16 w16cex w16sdtdh wp14">
+<w:hdr xmlns:wpc="http://schemas.microsoft.com/office/word/2010/wordprocessingCanvas" xmlns:cx="http://schemas.microsoft.com/office/drawing/2014/chartex" xmlns:cx1="http://schemas.microsoft.com/office/drawing/2015/9/8/chartex" xmlns:cx2="http://schemas.microsoft.com/office/drawing/2015/10/21/chartex" xmlns:cx3="http://schemas.microsoft.com/office/drawing/2016/5/9/chartex" xmlns:cx4="http://schemas.microsoft.com/office/drawing/2016/5/10/chartex" xmlns:cx5="http://schemas.microsoft.com/office/drawing/2016/5/11/chartex" xmlns:cx6="http://schemas.microsoft.com/office/drawing/2016/5/12/chartex" xmlns:cx7="http://schemas.microsoft.com/office/drawing/2016/5/13/chartex" xmlns:cx8="http://schemas.microsoft.com/office/drawing/2016/5/14/chartex" xmlns:mc="http://schemas.openxmlformats.org/markup-compatibility/2006" xmlns:aink="http://schemas.microsoft.com/office/drawing/2016/ink" xmlns:am3d="http://schemas.microsoft.com/office/drawing/2017/model3d" xmlns:o="urn:schemas-microsoft-com:office:office" xmlns:oel="http://schemas.microsoft.com/office/2019/extlst" xmlns:r="http://schemas.openxmlformats.org/officeDocument/2006/relationships" xmlns:m="http://schemas.openxmlformats.org/officeDocument/2006/math" xmlns:v="urn:schemas-microsoft-com:vml" xmlns:wp14="http://schemas.microsoft.com/office/word/2010/wordprocessingDrawing" xmlns:wp="http://schemas.openxmlformats.org/drawingml/2006/wordprocessingDrawing" xmlns:w10="urn:schemas-microsoft-com:office:word" xmlns:w="http://schemas.openxmlformats.org/wordprocessingml/2006/main" xmlns:w14="http://schemas.microsoft.com/office/word/2010/wordml" xmlns:w15="http://schemas.microsoft.com/office/word/2012/wordml" xmlns:w16cex="http://schemas.microsoft.com/office/word/2018/wordml/cex" xmlns:w16cid="http://schemas.microsoft.com/office/word/2016/wordml/cid" xmlns:w16="http://schemas.microsoft.com/office/word/2018/wordml" xmlns:w16du="http://schemas.microsoft.com/office/word/2023/wordml/word16du" xmlns:w16sdtdh="http://schemas.microsoft.com/office/word/2020/wordml/sdtdatahash" xmlns:w16sdtfl="http://schemas.microsoft.com/office/word/2024/wordml/sdtformatlock" xmlns:w16se="http://schemas.microsoft.com/office/word/2015/wordml/symex" xmlns:wpg="http://schemas.microsoft.com/office/word/2010/wordprocessingGroup" xmlns:wpi="http://schemas.microsoft.com/office/word/2010/wordprocessingInk" xmlns:wne="http://schemas.microsoft.com/office/word/2006/wordml" xmlns:wps="http://schemas.microsoft.com/office/word/2010/wordprocessingShape" mc:Ignorable="w14 w15 w16se w16cid w16 w16cex w16sdtdh w16sdtfl w16du wp14">
   <w:p>
     <w:pPr>
       <w:pStyle w:val="Header"/>
@@ -803,7 +1281,7 @@
 </file>
 
 <file path=word/header2.xml><?xml version="1.0" encoding="utf-8"?>
-<w:hdr xmlns:wpc="http://schemas.microsoft.com/office/word/2010/wordprocessingCanvas" xmlns:cx="http://schemas.microsoft.com/office/drawing/2014/chartex" xmlns:cx1="http://schemas.microsoft.com/office/drawing/2015/9/8/chartex" xmlns:cx2="http://schemas.microsoft.com/office/drawing/2015/10/21/chartex" xmlns:cx3="http://schemas.microsoft.com/office/drawing/2016/5/9/chartex" xmlns:cx4="http://schemas.microsoft.com/office/drawing/2016/5/10/chartex" xmlns:cx5="http://schemas.microsoft.com/office/drawing/2016/5/11/chartex" xmlns:cx6="http://schemas.microsoft.com/office/drawing/2016/5/12/chartex" xmlns:cx7="http://schemas.microsoft.com/office/drawing/2016/5/13/chartex" xmlns:cx8="http://schemas.microsoft.com/office/drawing/2016/5/14/chartex" xmlns:mc="http://schemas.openxmlformats.org/markup-compatibility/2006" xmlns:aink="http://schemas.microsoft.com/office/drawing/2016/ink" xmlns:am3d="http://schemas.microsoft.com/office/drawing/2017/model3d" xmlns:o="urn:schemas-microsoft-com:office:office" xmlns:oel="http://schemas.microsoft.com/office/2019/extlst" xmlns:r="http://schemas.openxmlformats.org/officeDocument/2006/relationships" xmlns:m="http://schemas.openxmlformats.org/officeDocument/2006/math" xmlns:v="urn:schemas-microsoft-com:vml" xmlns:wp14="http://schemas.microsoft.com/office/word/2010/wordprocessingDrawing" xmlns:wp="http://schemas.openxmlformats.org/drawingml/2006/wordprocessingDrawing" xmlns:w10="urn:schemas-microsoft-com:office:word" xmlns:w="http://schemas.openxmlformats.org/wordprocessingml/2006/main" xmlns:w14="http://schemas.microsoft.com/office/word/2010/wordml" xmlns:w15="http://schemas.microsoft.com/office/word/2012/wordml" xmlns:w16cex="http://schemas.microsoft.com/office/word/2018/wordml/cex" xmlns:w16cid="http://schemas.microsoft.com/office/word/2016/wordml/cid" xmlns:w16="http://schemas.microsoft.com/office/word/2018/wordml" xmlns:w16sdtdh="http://schemas.microsoft.com/office/word/2020/wordml/sdtdatahash" xmlns:w16se="http://schemas.microsoft.com/office/word/2015/wordml/symex" xmlns:wpg="http://schemas.microsoft.com/office/word/2010/wordprocessingGroup" xmlns:wpi="http://schemas.microsoft.com/office/word/2010/wordprocessingInk" xmlns:wne="http://schemas.microsoft.com/office/word/2006/wordml" xmlns:wps="http://schemas.microsoft.com/office/word/2010/wordprocessingShape" mc:Ignorable="w14 w15 w16se w16cid w16 w16cex w16sdtdh wp14">
+<w:hdr xmlns:wpc="http://schemas.microsoft.com/office/word/2010/wordprocessingCanvas" xmlns:cx="http://schemas.microsoft.com/office/drawing/2014/chartex" xmlns:cx1="http://schemas.microsoft.com/office/drawing/2015/9/8/chartex" xmlns:cx2="http://schemas.microsoft.com/office/drawing/2015/10/21/chartex" xmlns:cx3="http://schemas.microsoft.com/office/drawing/2016/5/9/chartex" xmlns:cx4="http://schemas.microsoft.com/office/drawing/2016/5/10/chartex" xmlns:cx5="http://schemas.microsoft.com/office/drawing/2016/5/11/chartex" xmlns:cx6="http://schemas.microsoft.com/office/drawing/2016/5/12/chartex" xmlns:cx7="http://schemas.microsoft.com/office/drawing/2016/5/13/chartex" xmlns:cx8="http://schemas.microsoft.com/office/drawing/2016/5/14/chartex" xmlns:mc="http://schemas.openxmlformats.org/markup-compatibility/2006" xmlns:aink="http://schemas.microsoft.com/office/drawing/2016/ink" xmlns:am3d="http://schemas.microsoft.com/office/drawing/2017/model3d" xmlns:o="urn:schemas-microsoft-com:office:office" xmlns:oel="http://schemas.microsoft.com/office/2019/extlst" xmlns:r="http://schemas.openxmlformats.org/officeDocument/2006/relationships" xmlns:m="http://schemas.openxmlformats.org/officeDocument/2006/math" xmlns:v="urn:schemas-microsoft-com:vml" xmlns:wp14="http://schemas.microsoft.com/office/word/2010/wordprocessingDrawing" xmlns:wp="http://schemas.openxmlformats.org/drawingml/2006/wordprocessingDrawing" xmlns:w10="urn:schemas-microsoft-com:office:word" xmlns:w="http://schemas.openxmlformats.org/wordprocessingml/2006/main" xmlns:w14="http://schemas.microsoft.com/office/word/2010/wordml" xmlns:w15="http://schemas.microsoft.com/office/word/2012/wordml" xmlns:w16cex="http://schemas.microsoft.com/office/word/2018/wordml/cex" xmlns:w16cid="http://schemas.microsoft.com/office/word/2016/wordml/cid" xmlns:w16="http://schemas.microsoft.com/office/word/2018/wordml" xmlns:w16du="http://schemas.microsoft.com/office/word/2023/wordml/word16du" xmlns:w16sdtdh="http://schemas.microsoft.com/office/word/2020/wordml/sdtdatahash" xmlns:w16sdtfl="http://schemas.microsoft.com/office/word/2024/wordml/sdtformatlock" xmlns:w16se="http://schemas.microsoft.com/office/word/2015/wordml/symex" xmlns:wpg="http://schemas.microsoft.com/office/word/2010/wordprocessingGroup" xmlns:wpi="http://schemas.microsoft.com/office/word/2010/wordprocessingInk" xmlns:wne="http://schemas.microsoft.com/office/word/2006/wordml" xmlns:wps="http://schemas.microsoft.com/office/word/2010/wordprocessingShape" mc:Ignorable="w14 w15 w16se w16cid w16 w16cex w16sdtdh w16sdtfl w16du wp14">
   <w:p>
     <w:pPr>
       <w:pStyle w:val="Header"/>
@@ -814,7 +1292,7 @@
 </file>
 
 <file path=word/header3.xml><?xml version="1.0" encoding="utf-8"?>
-<w:hdr xmlns:wpc="http://schemas.microsoft.com/office/word/2010/wordprocessingCanvas" xmlns:cx="http://schemas.microsoft.com/office/drawing/2014/chartex" xmlns:cx1="http://schemas.microsoft.com/office/drawing/2015/9/8/chartex" xmlns:cx2="http://schemas.microsoft.com/office/drawing/2015/10/21/chartex" xmlns:cx3="http://schemas.microsoft.com/office/drawing/2016/5/9/chartex" xmlns:cx4="http://schemas.microsoft.com/office/drawing/2016/5/10/chartex" xmlns:cx5="http://schemas.microsoft.com/office/drawing/2016/5/11/chartex" xmlns:cx6="http://schemas.microsoft.com/office/drawing/2016/5/12/chartex" xmlns:cx7="http://schemas.microsoft.com/office/drawing/2016/5/13/chartex" xmlns:cx8="http://schemas.microsoft.com/office/drawing/2016/5/14/chartex" xmlns:mc="http://schemas.openxmlformats.org/markup-compatibility/2006" xmlns:aink="http://schemas.microsoft.com/office/drawing/2016/ink" xmlns:am3d="http://schemas.microsoft.com/office/drawing/2017/model3d" xmlns:o="urn:schemas-microsoft-com:office:office" xmlns:oel="http://schemas.microsoft.com/office/2019/extlst" xmlns:r="http://schemas.openxmlformats.org/officeDocument/2006/relationships" xmlns:m="http://schemas.openxmlformats.org/officeDocument/2006/math" xmlns:v="urn:schemas-microsoft-com:vml" xmlns:wp14="http://schemas.microsoft.com/office/word/2010/wordprocessingDrawing" xmlns:wp="http://schemas.openxmlformats.org/drawingml/2006/wordprocessingDrawing" xmlns:w10="urn:schemas-microsoft-com:office:word" xmlns:w="http://schemas.openxmlformats.org/wordprocessingml/2006/main" xmlns:w14="http://schemas.microsoft.com/office/word/2010/wordml" xmlns:w15="http://schemas.microsoft.com/office/word/2012/wordml" xmlns:w16cex="http://schemas.microsoft.com/office/word/2018/wordml/cex" xmlns:w16cid="http://schemas.microsoft.com/office/word/2016/wordml/cid" xmlns:w16="http://schemas.microsoft.com/office/word/2018/wordml" xmlns:w16sdtdh="http://schemas.microsoft.com/office/word/2020/wordml/sdtdatahash" xmlns:w16se="http://schemas.microsoft.com/office/word/2015/wordml/symex" xmlns:wpg="http://schemas.microsoft.com/office/word/2010/wordprocessingGroup" xmlns:wpi="http://schemas.microsoft.com/office/word/2010/wordprocessingInk" xmlns:wne="http://schemas.microsoft.com/office/word/2006/wordml" xmlns:wps="http://schemas.microsoft.com/office/word/2010/wordprocessingShape" mc:Ignorable="w14 w15 w16se w16cid w16 w16cex w16sdtdh wp14">
+<w:hdr xmlns:wpc="http://schemas.microsoft.com/office/word/2010/wordprocessingCanvas" xmlns:cx="http://schemas.microsoft.com/office/drawing/2014/chartex" xmlns:cx1="http://schemas.microsoft.com/office/drawing/2015/9/8/chartex" xmlns:cx2="http://schemas.microsoft.com/office/drawing/2015/10/21/chartex" xmlns:cx3="http://schemas.microsoft.com/office/drawing/2016/5/9/chartex" xmlns:cx4="http://schemas.microsoft.com/office/drawing/2016/5/10/chartex" xmlns:cx5="http://schemas.microsoft.com/office/drawing/2016/5/11/chartex" xmlns:cx6="http://schemas.microsoft.com/office/drawing/2016/5/12/chartex" xmlns:cx7="http://schemas.microsoft.com/office/drawing/2016/5/13/chartex" xmlns:cx8="http://schemas.microsoft.com/office/drawing/2016/5/14/chartex" xmlns:mc="http://schemas.openxmlformats.org/markup-compatibility/2006" xmlns:aink="http://schemas.microsoft.com/office/drawing/2016/ink" xmlns:am3d="http://schemas.microsoft.com/office/drawing/2017/model3d" xmlns:o="urn:schemas-microsoft-com:office:office" xmlns:oel="http://schemas.microsoft.com/office/2019/extlst" xmlns:r="http://schemas.openxmlformats.org/officeDocument/2006/relationships" xmlns:m="http://schemas.openxmlformats.org/officeDocument/2006/math" xmlns:v="urn:schemas-microsoft-com:vml" xmlns:wp14="http://schemas.microsoft.com/office/word/2010/wordprocessingDrawing" xmlns:wp="http://schemas.openxmlformats.org/drawingml/2006/wordprocessingDrawing" xmlns:w10="urn:schemas-microsoft-com:office:word" xmlns:w="http://schemas.openxmlformats.org/wordprocessingml/2006/main" xmlns:w14="http://schemas.microsoft.com/office/word/2010/wordml" xmlns:w15="http://schemas.microsoft.com/office/word/2012/wordml" xmlns:w16cex="http://schemas.microsoft.com/office/word/2018/wordml/cex" xmlns:w16cid="http://schemas.microsoft.com/office/word/2016/wordml/cid" xmlns:w16="http://schemas.microsoft.com/office/word/2018/wordml" xmlns:w16du="http://schemas.microsoft.com/office/word/2023/wordml/word16du" xmlns:w16sdtdh="http://schemas.microsoft.com/office/word/2020/wordml/sdtdatahash" xmlns:w16sdtfl="http://schemas.microsoft.com/office/word/2024/wordml/sdtformatlock" xmlns:w16se="http://schemas.microsoft.com/office/word/2015/wordml/symex" xmlns:wpg="http://schemas.microsoft.com/office/word/2010/wordprocessingGroup" xmlns:wpi="http://schemas.microsoft.com/office/word/2010/wordprocessingInk" xmlns:wne="http://schemas.microsoft.com/office/word/2006/wordml" xmlns:wps="http://schemas.microsoft.com/office/word/2010/wordprocessingShape" mc:Ignorable="w14 w15 w16se w16cid w16 w16cex w16sdtdh w16sdtfl w16du wp14">
   <w:p>
     <w:pPr>
       <w:pStyle w:val="Header"/>
@@ -823,7 +1301,7 @@
     <w:r>
       <w:tab/>
       <w:tab/>
-      <w:t>2025-08-02</w:t>
+      <w:t>2026-07-12</w:t>
       <w:br/>
       <w:br/>
     </w:r>
@@ -840,7 +1318,7 @@
 </file>
 
 <file path=word/numbering.xml><?xml version="1.0" encoding="utf-8"?>
-<w:numbering xmlns:wpc="http://schemas.microsoft.com/office/word/2010/wordprocessingCanvas" xmlns:cx="http://schemas.microsoft.com/office/drawing/2014/chartex" xmlns:cx1="http://schemas.microsoft.com/office/drawing/2015/9/8/chartex" xmlns:cx2="http://schemas.microsoft.com/office/drawing/2015/10/21/chartex" xmlns:cx3="http://schemas.microsoft.com/office/drawing/2016/5/9/chartex" xmlns:cx4="http://schemas.microsoft.com/office/drawing/2016/5/10/chartex" xmlns:cx5="http://schemas.microsoft.com/office/drawing/2016/5/11/chartex" xmlns:cx6="http://schemas.microsoft.com/office/drawing/2016/5/12/chartex" xmlns:cx7="http://schemas.microsoft.com/office/drawing/2016/5/13/chartex" xmlns:cx8="http://schemas.microsoft.com/office/drawing/2016/5/14/chartex" xmlns:mc="http://schemas.openxmlformats.org/markup-compatibility/2006" xmlns:aink="http://schemas.microsoft.com/office/drawing/2016/ink" xmlns:am3d="http://schemas.microsoft.com/office/drawing/2017/model3d" xmlns:o="urn:schemas-microsoft-com:office:office" xmlns:oel="http://schemas.microsoft.com/office/2019/extlst" xmlns:r="http://schemas.openxmlformats.org/officeDocument/2006/relationships" xmlns:m="http://schemas.openxmlformats.org/officeDocument/2006/math" xmlns:v="urn:schemas-microsoft-com:vml" xmlns:wp14="http://schemas.microsoft.com/office/word/2010/wordprocessingDrawing" xmlns:wp="http://schemas.openxmlformats.org/drawingml/2006/wordprocessingDrawing" xmlns:w10="urn:schemas-microsoft-com:office:word" xmlns:w="http://schemas.openxmlformats.org/wordprocessingml/2006/main" xmlns:w14="http://schemas.microsoft.com/office/word/2010/wordml" xmlns:w15="http://schemas.microsoft.com/office/word/2012/wordml" xmlns:w16cex="http://schemas.microsoft.com/office/word/2018/wordml/cex" xmlns:w16cid="http://schemas.microsoft.com/office/word/2016/wordml/cid" xmlns:w16="http://schemas.microsoft.com/office/word/2018/wordml" xmlns:w16sdtdh="http://schemas.microsoft.com/office/word/2020/wordml/sdtdatahash" xmlns:w16se="http://schemas.microsoft.com/office/word/2015/wordml/symex" xmlns:wpg="http://schemas.microsoft.com/office/word/2010/wordprocessingGroup" xmlns:wpi="http://schemas.microsoft.com/office/word/2010/wordprocessingInk" xmlns:wne="http://schemas.microsoft.com/office/word/2006/wordml" xmlns:wps="http://schemas.microsoft.com/office/word/2010/wordprocessingShape" mc:Ignorable="w14 w15 w16se w16cid w16 w16cex w16sdtdh wp14">
+<w:numbering xmlns:wpc="http://schemas.microsoft.com/office/word/2010/wordprocessingCanvas" xmlns:cx="http://schemas.microsoft.com/office/drawing/2014/chartex" xmlns:cx1="http://schemas.microsoft.com/office/drawing/2015/9/8/chartex" xmlns:cx2="http://schemas.microsoft.com/office/drawing/2015/10/21/chartex" xmlns:cx3="http://schemas.microsoft.com/office/drawing/2016/5/9/chartex" xmlns:cx4="http://schemas.microsoft.com/office/drawing/2016/5/10/chartex" xmlns:cx5="http://schemas.microsoft.com/office/drawing/2016/5/11/chartex" xmlns:cx6="http://schemas.microsoft.com/office/drawing/2016/5/12/chartex" xmlns:cx7="http://schemas.microsoft.com/office/drawing/2016/5/13/chartex" xmlns:cx8="http://schemas.microsoft.com/office/drawing/2016/5/14/chartex" xmlns:mc="http://schemas.openxmlformats.org/markup-compatibility/2006" xmlns:aink="http://schemas.microsoft.com/office/drawing/2016/ink" xmlns:am3d="http://schemas.microsoft.com/office/drawing/2017/model3d" xmlns:o="urn:schemas-microsoft-com:office:office" xmlns:oel="http://schemas.microsoft.com/office/2019/extlst" xmlns:r="http://schemas.openxmlformats.org/officeDocument/2006/relationships" xmlns:m="http://schemas.openxmlformats.org/officeDocument/2006/math" xmlns:v="urn:schemas-microsoft-com:vml" xmlns:wp14="http://schemas.microsoft.com/office/word/2010/wordprocessingDrawing" xmlns:wp="http://schemas.openxmlformats.org/drawingml/2006/wordprocessingDrawing" xmlns:w10="urn:schemas-microsoft-com:office:word" xmlns:w="http://schemas.openxmlformats.org/wordprocessingml/2006/main" xmlns:w14="http://schemas.microsoft.com/office/word/2010/wordml" xmlns:w15="http://schemas.microsoft.com/office/word/2012/wordml" xmlns:w16cex="http://schemas.microsoft.com/office/word/2018/wordml/cex" xmlns:w16cid="http://schemas.microsoft.com/office/word/2016/wordml/cid" xmlns:w16="http://schemas.microsoft.com/office/word/2018/wordml" xmlns:w16du="http://schemas.microsoft.com/office/word/2023/wordml/word16du" xmlns:w16sdtdh="http://schemas.microsoft.com/office/word/2020/wordml/sdtdatahash" xmlns:w16sdtfl="http://schemas.microsoft.com/office/word/2024/wordml/sdtformatlock" xmlns:w16se="http://schemas.microsoft.com/office/word/2015/wordml/symex" xmlns:wpg="http://schemas.microsoft.com/office/word/2010/wordprocessingGroup" xmlns:wpi="http://schemas.microsoft.com/office/word/2010/wordprocessingInk" xmlns:wne="http://schemas.microsoft.com/office/word/2006/wordml" xmlns:wps="http://schemas.microsoft.com/office/word/2010/wordprocessingShape" mc:Ignorable="w14 w15 w16se w16cid w16 w16cex w16sdtdh w16sdtfl w16du wp14">
   <w:abstractNum w:abstractNumId="0" w15:restartNumberingAfterBreak="0">
     <w:nsid w:val="FFFFFF7C"/>
     <w:multiLevelType w:val="singleLevel"/>
@@ -1043,7 +1521,7 @@
 </file>
 
 <file path=word/styles.xml><?xml version="1.0" encoding="utf-8"?>
-<w:styles xmlns:mc="http://schemas.openxmlformats.org/markup-compatibility/2006" xmlns:r="http://schemas.openxmlformats.org/officeDocument/2006/relationships" xmlns:w="http://schemas.openxmlformats.org/wordprocessingml/2006/main" xmlns:w14="http://schemas.microsoft.com/office/word/2010/wordml" xmlns:w15="http://schemas.microsoft.com/office/word/2012/wordml" xmlns:w16cex="http://schemas.microsoft.com/office/word/2018/wordml/cex" xmlns:w16cid="http://schemas.microsoft.com/office/word/2016/wordml/cid" xmlns:w16="http://schemas.microsoft.com/office/word/2018/wordml" xmlns:w16sdtdh="http://schemas.microsoft.com/office/word/2020/wordml/sdtdatahash" xmlns:w16se="http://schemas.microsoft.com/office/word/2015/wordml/symex" mc:Ignorable="w14 w15 w16se w16cid w16 w16cex w16sdtdh">
+<w:styles xmlns:mc="http://schemas.openxmlformats.org/markup-compatibility/2006" xmlns:r="http://schemas.openxmlformats.org/officeDocument/2006/relationships" xmlns:w="http://schemas.openxmlformats.org/wordprocessingml/2006/main" xmlns:w14="http://schemas.microsoft.com/office/word/2010/wordml" xmlns:w15="http://schemas.microsoft.com/office/word/2012/wordml" xmlns:w16cex="http://schemas.microsoft.com/office/word/2018/wordml/cex" xmlns:w16cid="http://schemas.microsoft.com/office/word/2016/wordml/cid" xmlns:w16="http://schemas.microsoft.com/office/word/2018/wordml" xmlns:w16du="http://schemas.microsoft.com/office/word/2023/wordml/word16du" xmlns:w16sdtdh="http://schemas.microsoft.com/office/word/2020/wordml/sdtdatahash" xmlns:w16sdtfl="http://schemas.microsoft.com/office/word/2024/wordml/sdtformatlock" xmlns:w16se="http://schemas.microsoft.com/office/word/2015/wordml/symex" mc:Ignorable="w14 w15 w16se w16cid w16 w16cex w16sdtdh w16sdtfl w16du">
   <w:docDefaults>
     <w:rPrDefault>
       <w:rPr>
@@ -1801,7 +2279,7 @@
     <w:link w:val="TitleChar"/>
     <w:uiPriority w:val="10"/>
     <w:qFormat/>
-    <w:rsid w:val="007106C8"/>
+    <w:rsid w:val="00E854FA"/>
     <w:pPr>
       <w:spacing w:after="300" w:line="240" w:lineRule="auto"/>
       <w:contextualSpacing/>
@@ -1811,7 +2289,7 @@
       <w:rFonts w:eastAsiaTheme="majorEastAsia" w:cstheme="majorBidi"/>
       <w:spacing w:val="5"/>
       <w:kern w:val="28"/>
-      <w:sz w:val="52"/>
+      <w:sz w:val="40"/>
       <w:szCs w:val="52"/>
       <w:lang w:val="sv-SE" w:eastAsia="en-US" w:bidi="ar-SA"/>
     </w:rPr>
@@ -1821,12 +2299,12 @@
     <w:basedOn w:val="DefaultParagraphFont"/>
     <w:link w:val="Title"/>
     <w:uiPriority w:val="10"/>
-    <w:rsid w:val="007106C8"/>
+    <w:rsid w:val="00E854FA"/>
     <w:rPr>
       <w:rFonts w:ascii="Times New Roman" w:eastAsiaTheme="majorEastAsia" w:hAnsi="Times New Roman" w:cstheme="majorBidi"/>
       <w:spacing w:val="5"/>
       <w:kern w:val="28"/>
-      <w:sz w:val="52"/>
+      <w:sz w:val="40"/>
       <w:szCs w:val="52"/>
       <w:lang w:val="sv-SE" w:eastAsia="en-US" w:bidi="ar-SA"/>
     </w:rPr>

--- a/klagomål/Gubbmyran FSC-klagomål.docx
+++ b/klagomål/Gubbmyran FSC-klagomål.docx
@@ -1306,7 +1306,7 @@
       <w:br/>
     </w:r>
     <w:r>
-      <w:t>Till:</w:t>
+      <w:t>Till: Holmen skog AB</w:t>
       <w:br/>
     </w:r>
     <w:r>

--- a/klagomål/Gubbmyran FSC-klagomål.docx
+++ b/klagomål/Gubbmyran FSC-klagomål.docx
@@ -168,7 +168,7 @@
     </w:p>
     <w:p>
       <w:r>
-        <w:t>Detta klagomål behandlar höga naturvärden i avverkningsanmälan Gubbmyran i Bjurholms kommun som inkom 2026-07-12 och omfattar 186,0 ha.</w:t>
+        <w:t>Detta klagomål behandlar höga naturvärden i avverkningsanmälan Gubbmyran i Bjurholms kommun som inkom 2026-07-13 och omfattar 186,0 ha.</w:t>
       </w:r>
     </w:p>
     <w:p>
@@ -1301,7 +1301,7 @@
     <w:r>
       <w:tab/>
       <w:tab/>
-      <w:t>2026-07-12</w:t>
+      <w:t>2026-07-13</w:t>
       <w:br/>
       <w:br/>
     </w:r>

--- a/klagomål/Gubbmyran FSC-klagomål.docx
+++ b/klagomål/Gubbmyran FSC-klagomål.docx
@@ -168,7 +168,7 @@
     </w:p>
     <w:p>
       <w:r>
-        <w:t>Detta klagomål behandlar höga naturvärden i avverkningsanmälan Gubbmyran i Bjurholms kommun som inkom 2026-07-13 och omfattar 186,0 ha.</w:t>
+        <w:t>Detta klagomål behandlar höga naturvärden i avverkningsanmälan Gubbmyran i Bjurholms kommun som inkom 2026-07-14 och omfattar 186,0 ha.</w:t>
       </w:r>
     </w:p>
     <w:p>
@@ -1301,7 +1301,7 @@
     <w:r>
       <w:tab/>
       <w:tab/>
-      <w:t>2026-07-13</w:t>
+      <w:t>2026-07-14</w:t>
       <w:br/>
       <w:br/>
     </w:r>

--- a/klagomål/Gubbmyran FSC-klagomål.docx
+++ b/klagomål/Gubbmyran FSC-klagomål.docx
@@ -168,7 +168,7 @@
     </w:p>
     <w:p>
       <w:r>
-        <w:t>Detta klagomål behandlar höga naturvärden i avverkningsanmälan Gubbmyran i Bjurholms kommun som inkom 2026-07-14 och omfattar 186,0 ha.</w:t>
+        <w:t>Detta klagomål behandlar höga naturvärden i avverkningsanmälan Gubbmyran i Bjurholms kommun som inkom 2026-07-15 och omfattar 186,0 ha.</w:t>
       </w:r>
     </w:p>
     <w:p>
@@ -1301,7 +1301,7 @@
     <w:r>
       <w:tab/>
       <w:tab/>
-      <w:t>2026-07-14</w:t>
+      <w:t>2026-07-15</w:t>
       <w:br/>
       <w:br/>
     </w:r>

--- a/klagomål/Gubbmyran FSC-klagomål.docx
+++ b/klagomål/Gubbmyran FSC-klagomål.docx
@@ -168,7 +168,7 @@
     </w:p>
     <w:p>
       <w:r>
-        <w:t>Detta klagomål behandlar höga naturvärden i avverkningsanmälan Gubbmyran i Bjurholms kommun som inkom 2026-07-15 och omfattar 186,0 ha.</w:t>
+        <w:t>Detta klagomål behandlar höga naturvärden i avverkningsanmälan Gubbmyran i Bjurholms kommun som inkom 2026-07-16 och omfattar 186,0 ha.</w:t>
       </w:r>
     </w:p>
     <w:p>
@@ -1301,7 +1301,7 @@
     <w:r>
       <w:tab/>
       <w:tab/>
-      <w:t>2026-07-15</w:t>
+      <w:t>2026-07-16</w:t>
       <w:br/>
       <w:br/>
     </w:r>

--- a/klagomål/Gubbmyran FSC-klagomål.docx
+++ b/klagomål/Gubbmyran FSC-klagomål.docx
@@ -1301,7 +1301,7 @@
     <w:r>
       <w:tab/>
       <w:tab/>
-      <w:t>2026-07-16</w:t>
+      <w:t>2026-07-17</w:t>
       <w:br/>
       <w:br/>
     </w:r>

--- a/klagomål/Gubbmyran FSC-klagomål.docx
+++ b/klagomål/Gubbmyran FSC-klagomål.docx
@@ -168,7 +168,7 @@
     </w:p>
     <w:p>
       <w:r>
-        <w:t>Detta klagomål behandlar höga naturvärden i avverkningsanmälan Gubbmyran i Bjurholms kommun som inkom 2026-07-16 och omfattar 186,0 ha.</w:t>
+        <w:t>Detta klagomål behandlar höga naturvärden i avverkningsanmälan Gubbmyran i Bjurholms kommun som inkom 2026-07-17 och omfattar 186,0 ha.</w:t>
       </w:r>
     </w:p>
     <w:p>

--- a/klagomål/Gubbmyran FSC-klagomål.docx
+++ b/klagomål/Gubbmyran FSC-klagomål.docx
@@ -1301,7 +1301,7 @@
     <w:r>
       <w:tab/>
       <w:tab/>
-      <w:t>2026-07-17</w:t>
+      <w:t>2026-07-18</w:t>
       <w:br/>
       <w:br/>
     </w:r>

--- a/klagomål/Gubbmyran FSC-klagomål.docx
+++ b/klagomål/Gubbmyran FSC-klagomål.docx
@@ -168,7 +168,7 @@
     </w:p>
     <w:p>
       <w:r>
-        <w:t>Detta klagomål behandlar höga naturvärden i avverkningsanmälan Gubbmyran i Bjurholms kommun som inkom 2026-07-17 och omfattar 186,0 ha.</w:t>
+        <w:t>Detta klagomål behandlar höga naturvärden i avverkningsanmälan Gubbmyran i Bjurholms kommun som inkom 2026-07-18 och omfattar 186,0 ha.</w:t>
       </w:r>
     </w:p>
     <w:p>

--- a/klagomål/Gubbmyran FSC-klagomål.docx
+++ b/klagomål/Gubbmyran FSC-klagomål.docx
@@ -168,7 +168,7 @@
     </w:p>
     <w:p>
       <w:r>
-        <w:t>Detta klagomål behandlar höga naturvärden i avverkningsanmälan Gubbmyran i Bjurholms kommun som inkom 2026-07-18 och omfattar 186,0 ha.</w:t>
+        <w:t>Detta klagomål behandlar höga naturvärden i avverkningsanmälan Gubbmyran i Bjurholms kommun som inkom 2026-07-19 och omfattar 186,0 ha.</w:t>
       </w:r>
     </w:p>
     <w:p>
@@ -1301,7 +1301,7 @@
     <w:r>
       <w:tab/>
       <w:tab/>
-      <w:t>2026-07-18</w:t>
+      <w:t>2026-07-19</w:t>
       <w:br/>
       <w:br/>
     </w:r>

--- a/klagomål/Gubbmyran FSC-klagomål.docx
+++ b/klagomål/Gubbmyran FSC-klagomål.docx
@@ -1301,7 +1301,7 @@
     <w:r>
       <w:tab/>
       <w:tab/>
-      <w:t>2026-07-19</w:t>
+      <w:t>2026-07-20</w:t>
       <w:br/>
       <w:br/>
     </w:r>

--- a/klagomål/Gubbmyran FSC-klagomål.docx
+++ b/klagomål/Gubbmyran FSC-klagomål.docx
@@ -168,7 +168,7 @@
     </w:p>
     <w:p>
       <w:r>
-        <w:t>Detta klagomål behandlar höga naturvärden i avverkningsanmälan Gubbmyran i Bjurholms kommun som inkom 2026-07-19 och omfattar 186,0 ha.</w:t>
+        <w:t>Detta klagomål behandlar höga naturvärden i avverkningsanmälan Gubbmyran i Bjurholms kommun som inkom 2026-07-20 och omfattar 186,0 ha.</w:t>
       </w:r>
     </w:p>
     <w:p>
